--- a/Documentacion/Documentacion_ServIA_2026/ERS_Avances de desarrollo - ServIA.docx
+++ b/Documentacion/Documentacion_ServIA_2026/ERS_Avances de desarrollo - ServIA.docx
@@ -6162,7 +6162,22 @@
                 <w:sz w:val="20"/>
                 <w:szCs w:val="20"/>
               </w:rPr>
-              <w:t xml:space="preserve">Ningún requisito se da por cumplido solo con verificación manual: cada uno debe cubrirse con pruebas automatizadas (unitarias, de integración y de extremo a extremo), además de la verificación manual de punta a punta. Por el tamaño del equipo (RA-01) y el período de la práctica, el código heredado de JusticIA, que no tiene pruebas automatizadas, se cubre de forma progresiva, priorizando los flujos críticos y los módulos de mayor riesgo, con la meta de al menos una prueba automatizada por requisito y no la cobertura total del código. Estado actual: la suite de pruebas automatizadas todavía no existe; mientras se incorpora, la verificación funcional se realiza de forma manual.</w:t>
+              <w:t xml:space="preserve">Ningún requisito se da por cumplido solo con verificación manual: cada uno debe cubrirse con pruebas automatizadas (unitarias, de integración y de extremo a extremo), además de la verificación manual de punta a punta. Por el tamaño del equipo (RA-01) y el período de la práctica, el código heredado de JusticIA, que no tiene pruebas automatizadas, se cubre de forma progresiva, priorizando los flujos críticos y los módulos de mayor riesgo, con la meta de al menos una prueba automatizada por requisito y no la cobertura total del código. Estado actual: la infraestructura de pruebas del backend existe y se ejecuta con un solo comando; la cobertura sigue siendo progresiva y el extremo a extremo llega con la spec de la red de seguridad.</w:t>
+            </w:r>
+          </w:p>
+          <w:p>
+            <w:pPr>
+              <w:spacing w:after="60"/>
+            </w:pPr>
+            <w:r>
+              <w:rPr>
+                <w:rFonts w:ascii="Calibri" w:cs="Calibri" w:eastAsia="Calibri" w:hAnsi="Calibri"/>
+                <w:b w:val="false"/>
+                <w:bCs w:val="false"/>
+                <w:sz w:val="20"/>
+                <w:szCs w:val="20"/>
+              </w:rPr>
+              <w:t xml:space="preserve">Las pruebas del backend corren en un entorno aislado: una base de datos y una colección vectorial exclusivas para pruebas, que se crean al iniciar la corrida y se eliminan al terminar sin tocar los datos de desarrollo. Usan solo datos inventados, simulan Redis, el modelo de lenguaje, el reconocimiento de escritura, el audio y el correo (sin servicios de IA externos, RNF-09), y cada prueba elimina lo que crea. Ese borrado de datos de prueba no contradice RN-01, que rige los datos del sistema.</w:t>
             </w:r>
           </w:p>
         </w:tc>

--- a/Documentacion/Documentacion_ServIA_2026/ERS_Avances de desarrollo - ServIA.docx
+++ b/Documentacion/Documentacion_ServIA_2026/ERS_Avances de desarrollo - ServIA.docx
@@ -1227,7 +1227,7 @@
                 <w:sz w:val="20"/>
                 <w:szCs w:val="20"/>
               </w:rPr>
-              <w:t xml:space="preserve">Reseteo por administrador o autoservicio por código; el envío de la notificación por correo depende de una cuenta configurada (ver 2.4), y todo fallo de envío se informa.</w:t>
+              <w:t xml:space="preserve">Reseteo por administrador o autoservicio por código; el envío de la notificación por correo depende de una cuenta configurada (ver 2.4), y todo fallo de envío se informa: al Administrador, al crear una cuenta o restablecer una contraseña; en la recuperación por código, la forma de informarlo se definirá al completar esa función.</w:t>
             </w:r>
           </w:p>
         </w:tc>
@@ -6180,6 +6180,21 @@
               <w:t xml:space="preserve">Las pruebas del backend corren en un entorno aislado: una base de datos y una colección vectorial exclusivas para pruebas, que se crean al iniciar la corrida y se eliminan al terminar sin tocar los datos de desarrollo. Usan solo datos inventados, simulan Redis, el modelo de lenguaje, el reconocimiento de escritura, el audio y el correo (sin servicios de IA externos, RNF-09), y cada prueba elimina lo que crea. Ese borrado de datos de prueba no contradice RN-01, que rige los datos del sistema.</w:t>
             </w:r>
           </w:p>
+          <w:p>
+            <w:pPr>
+              <w:spacing w:after="60"/>
+            </w:pPr>
+            <w:r>
+              <w:rPr>
+                <w:rFonts w:ascii="Calibri" w:cs="Calibri" w:eastAsia="Calibri" w:hAnsi="Calibri"/>
+                <w:b w:val="false"/>
+                <w:bCs w:val="false"/>
+                <w:sz w:val="20"/>
+                <w:szCs w:val="20"/>
+              </w:rPr>
+              <w:t xml:space="preserve">Las pruebas controlan el tiempo con un reloj que el sistema consulta a través de un punto único (sin librerías de manejo del tiempo), de modo que los plazos —como el tiempo máximo del envío de correo— se comprueban sin esperar tiempo real. El correo simulado conserva cada mensaje ya serializado, registra el tiempo máximo con que se lo llama, entrega a la prueba el contenido real sin mostrarlo en los informes y puede simular un servidor que no responde o que es lento.</w:t>
+            </w:r>
+          </w:p>
         </w:tc>
       </w:tr>
     </w:tbl>
@@ -6849,7 +6864,43 @@
           <w:sz w:val="22"/>
           <w:szCs w:val="22"/>
         </w:rPr>
-        <w:t xml:space="preserve">Si un dato de la cuenta falta o es inválido, el sistema señala el campo con un mensaje específico (por ejemplo, que la cédula debe contener solo números de 8 a 15 dígitos o que el formato del correo no es válido) y no guarda la cuenta. Si el correo con la contraseña temporal no puede enviarse, la cuenta se crea igualmente y el sistema debe informar al Administrador que la notificación no fue entregada.</w:t>
+        <w:t xml:space="preserve">Si un dato de la cuenta falta o es inválido, el sistema señala el campo con un mensaje específico (por ejemplo, que la cédula debe contener solo números de 8 a 15 dígitos o que el formato del correo no es válido) y no guarda la cuenta. Si el correo con la contraseña temporal no puede enviarse, la cuenta se crea igualmente y el sistema informa al Administrador que la notificación no fue entregada, con un aviso que indica el correo de la cuenta y sugiere usar "Resetear Contraseña" cuando el servicio de correo esté disponible; el resultado queda en la bitácora.</w:t>
+      </w:r>
+    </w:p>
+    <w:p>
+      <w:pPr>
+        <w:spacing w:after="80" w:line="276"/>
+        <w:jc w:val="both"/>
+      </w:pPr>
+      <w:r>
+        <w:rPr>
+          <w:rFonts w:ascii="Calibri" w:cs="Calibri" w:eastAsia="Calibri" w:hAnsi="Calibri"/>
+          <w:b/>
+          <w:bCs/>
+          <w:sz w:val="22"/>
+          <w:szCs w:val="22"/>
+        </w:rPr>
+        <w:t xml:space="preserve">Salida: </w:t>
+      </w:r>
+      <w:r>
+        <w:rPr>
+          <w:rFonts w:ascii="Calibri" w:cs="Calibri" w:eastAsia="Calibri" w:hAnsi="Calibri"/>
+          <w:b/>
+          <w:bCs/>
+          <w:i/>
+          <w:iCs/>
+          <w:sz w:val="22"/>
+          <w:szCs w:val="22"/>
+        </w:rPr>
+        <w:t xml:space="preserve">En caso de éxito: </w:t>
+      </w:r>
+      <w:r>
+        <w:rPr>
+          <w:rFonts w:ascii="Calibri" w:cs="Calibri" w:eastAsia="Calibri" w:hAnsi="Calibri"/>
+          <w:sz w:val="22"/>
+          <w:szCs w:val="22"/>
+        </w:rPr>
+        <w:t xml:space="preserve">Acceso concedido únicamente a las funciones habilitadas para el rol del usuario; cuentas creadas, editadas o desactivadas según lo indique el Administrador, con un mensaje de confirmación ("Usuario creado exitosamente" o "Usuario actualizado exitosamente") y cada operación registrada en la bitácora.</w:t>
       </w:r>
     </w:p>
     <w:p>
@@ -6868,69 +6919,6 @@
           <w:sz w:val="22"/>
           <w:szCs w:val="22"/>
         </w:rPr>
-        <w:t xml:space="preserve">Estado actual: </w:t>
-      </w:r>
-      <w:r>
-        <w:rPr>
-          <w:rFonts w:ascii="Calibri" w:cs="Calibri" w:eastAsia="Calibri" w:hAnsi="Calibri"/>
-          <w:sz w:val="22"/>
-          <w:szCs w:val="22"/>
-        </w:rPr>
-        <w:t xml:space="preserve">cuando el correo con la contraseña temporal de una cuenta nueva no puede enviarse, el sistema todavía no se lo informa al Administrador (ver RF-03).</w:t>
-      </w:r>
-    </w:p>
-    <w:p>
-      <w:pPr>
-        <w:spacing w:after="80" w:line="276"/>
-        <w:jc w:val="both"/>
-      </w:pPr>
-      <w:r>
-        <w:rPr>
-          <w:rFonts w:ascii="Calibri" w:cs="Calibri" w:eastAsia="Calibri" w:hAnsi="Calibri"/>
-          <w:b/>
-          <w:bCs/>
-          <w:sz w:val="22"/>
-          <w:szCs w:val="22"/>
-        </w:rPr>
-        <w:t xml:space="preserve">Salida: </w:t>
-      </w:r>
-      <w:r>
-        <w:rPr>
-          <w:rFonts w:ascii="Calibri" w:cs="Calibri" w:eastAsia="Calibri" w:hAnsi="Calibri"/>
-          <w:b/>
-          <w:bCs/>
-          <w:i/>
-          <w:iCs/>
-          <w:sz w:val="22"/>
-          <w:szCs w:val="22"/>
-        </w:rPr>
-        <w:t xml:space="preserve">En caso de éxito: </w:t>
-      </w:r>
-      <w:r>
-        <w:rPr>
-          <w:rFonts w:ascii="Calibri" w:cs="Calibri" w:eastAsia="Calibri" w:hAnsi="Calibri"/>
-          <w:sz w:val="22"/>
-          <w:szCs w:val="22"/>
-        </w:rPr>
-        <w:t xml:space="preserve">Acceso concedido únicamente a las funciones habilitadas para el rol del usuario; cuentas creadas, editadas o desactivadas según lo indique el Administrador, con un mensaje de confirmación ("Usuario creado exitosamente" o "Usuario actualizado exitosamente") y cada operación registrada en la bitácora.</w:t>
-      </w:r>
-    </w:p>
-    <w:p>
-      <w:pPr>
-        <w:spacing w:after="140" w:line="276"/>
-        <w:ind w:left="360"/>
-        <w:jc w:val="both"/>
-      </w:pPr>
-      <w:r>
-        <w:rPr>
-          <w:rFonts w:ascii="Calibri" w:cs="Calibri" w:eastAsia="Calibri" w:hAnsi="Calibri"/>
-          <w:b/>
-          <w:bCs/>
-          <w:i/>
-          <w:iCs/>
-          <w:sz w:val="22"/>
-          <w:szCs w:val="22"/>
-        </w:rPr>
         <w:t xml:space="preserve">En caso de error: </w:t>
       </w:r>
       <w:r>
@@ -6980,11 +6968,11 @@
           <w:rFonts w:ascii="Calibri" w:cs="Calibri" w:eastAsia="Calibri" w:hAnsi="Calibri"/>
           <w:b/>
           <w:bCs/>
-          <w:color w:val="B7791F"/>
-          <w:sz w:val="21"/>
-          <w:szCs w:val="21"/>
-        </w:rPr>
-        <w:t xml:space="preserve">Parcial</w:t>
+          <w:color w:val="1F6F43"/>
+          <w:sz w:val="21"/>
+          <w:szCs w:val="21"/>
+        </w:rPr>
+        <w:t xml:space="preserve">Implementado</w:t>
       </w:r>
     </w:p>
     <w:p>
@@ -7078,7 +7066,7 @@
           <w:sz w:val="22"/>
           <w:szCs w:val="22"/>
         </w:rPr>
-        <w:t xml:space="preserve">En la vía (b), el sistema responde siempre con el mismo mensaje ("Si el correo existe en nuestro sistema, recibirás un email con las instrucciones"), sin revelar si la cuenta existe. Una vez verificado el código, el usuario dispone de 10 minutos para definir la nueva contraseña, que debe tener al menos 8 caracteres, ser distinta de la actual y confirmarse escribiéndola dos veces, con un indicador de su fortaleza. Solo en la vía (a) el campo de último acceso del usuario se limpia para forzar el cambio de la contraseña temporal en el siguiente inicio de sesión (RF-01); en la vía (b) no es necesario, porque la nueva contraseña la define el propio usuario. Cada paso —solicitud, verificación exitosa o fallida del código y restablecimiento por administrador— se registra en la bitácora (RF-21).</w:t>
+        <w:t xml:space="preserve">En la vía (b), el sistema responde siempre con el mismo mensaje ("Si el correo existe en nuestro sistema, recibirás un email con las instrucciones"), sin revelar si la cuenta existe. Una vez verificado el código, el usuario dispone de 10 minutos para definir la nueva contraseña, que debe tener al menos 8 caracteres, ser distinta de la actual y confirmarse escribiéndola dos veces, con un indicador de su fortaleza. Solo en la vía (a) el campo de último acceso del usuario se limpia para forzar el cambio de la contraseña temporal en el siguiente inicio de sesión (RF-01); en la vía (b) no es necesario, porque la nueva contraseña la define el propio usuario. En la vía (a), el sistema guarda la contraseña temporal solo si el servidor de correo acepta el mensaje; si no, conserva la contraseña anterior y el último acceso, informa al Administrador y le permite reintentar. El envío de cualquier correo tiene un tiempo máximo de 15 segundos (configurable); pasado ese tiempo se da por fallido. Cada paso —solicitud, verificación exitosa o fallida del código y restablecimiento por administrador— se registra en la bitácora (RF-21).</w:t>
       </w:r>
     </w:p>
     <w:p>
@@ -7105,7 +7093,7 @@
           <w:sz w:val="22"/>
           <w:szCs w:val="22"/>
         </w:rPr>
-        <w:t xml:space="preserve">Si el código es incorrecto o expiró, el sistema lo indica y permite solicitar uno nuevo; si vencieron los 10 minutos para definir la contraseña, pide iniciar el proceso de nuevo; si la nueva contraseña es igual a la actual, lo indica y no la guarda. Si el correo no puede enviarse, el sistema debe informarlo: al usuario, en la vía (b), y al administrador, en la vía (a).</w:t>
+        <w:t xml:space="preserve">Si el código es incorrecto o expiró, el sistema lo indica y permite solicitar uno nuevo; si vencieron los 10 minutos para definir la contraseña, pide iniciar el proceso de nuevo; si la nueva contraseña es igual a la actual, lo indica y no la guarda. Si el correo no puede enviarse, el sistema debe informarlo: al usuario, en la vía (b), y al administrador, en la vía (a), con el texto "No se pudo enviar el correo a &lt;correo&gt;. La contraseña no fue modificada. Verifique el servicio de correo e inténtelo de nuevo."</w:t>
       </w:r>
     </w:p>
     <w:p>
@@ -7132,7 +7120,7 @@
           <w:sz w:val="22"/>
           <w:szCs w:val="22"/>
         </w:rPr>
-        <w:t xml:space="preserve">no existe una cuenta de correo real configurada en el entorno (ver RT en 2.4), por lo que el envío del correo falla en silencio — la contraseña sí se actualiza en la base de datos, pero la notificación nunca llega al usuario, y el administrador que ejecutó el reseteo no recibe ninguna alerta de que el envío falló. Se acordó con el tutor que el practicante trabaje con una cuenta de correo de desarrollo propia mientras se resuelve el aspecto institucional definitivo, que queda a cargo de Carlos Morales Castro (Director de Gobernanza, MICITT) más adelante. Mientras tanto, el desbloqueo de una cuenta real sigue requiriendo intervención manual directa sobre la base de datos.</w:t>
+        <w:t xml:space="preserve">la vía (a) informa al Administrador cuando el correo no sale y no modifica la contraseña; la vía (b), la recuperación por código, todavía se está completando; su último paso todavía acepta contraseñas desde 6 caracteres (ver RNF-08) y no existe una cuenta de correo institucional definitiva (ver 2.5). Se acordó con el tutor que el practicante trabaje con una cuenta de correo de desarrollo propia mientras se resuelve el aspecto institucional definitivo, que queda a cargo de Carlos Morales Castro (Director de Gobernanza, MICITT) más adelante. Mientras tanto, el desbloqueo de una cuenta real sigue requiriendo intervención manual directa sobre la base de datos.</w:t>
       </w:r>
     </w:p>
     <w:p>
@@ -11269,7 +11257,7 @@
           <w:sz w:val="22"/>
           <w:szCs w:val="22"/>
         </w:rPr>
-        <w:t xml:space="preserve">Cada registro incluye, como mínimo, el usuario que ejecutó la acción, la fecha y hora exacta, el tipo de acción, una descripción y el tema asociado cuando aplique, además de información adicional propia de cada tipo de acción; por ejemplo, el motivo de un inicio de sesión fallido, los campos modificados en una edición de usuario, el identificador y el número de fragmentos de un documento cargado, o el modo, el criterio y el total de resultados de una búsqueda.</w:t>
+        <w:t xml:space="preserve">Cada registro incluye, como mínimo, el usuario que ejecutó la acción, la fecha y hora exacta, el tipo de acción, una descripción y el tema asociado cuando aplique, además de información adicional propia de cada tipo de acción; por ejemplo, el motivo de un inicio de sesión fallido, los campos modificados en una edición de usuario, el identificador y el número de fragmentos de un documento cargado, el resultado de la notificación por correo (entregada o no entregada) al crear una cuenta o restablecer una contraseña, incluido el intento fallido, sin la contraseña temporal, o el modo, el criterio y el total de resultados de una búsqueda.</w:t>
       </w:r>
     </w:p>
     <w:p>
@@ -11498,7 +11486,7 @@
           <w:sz w:val="22"/>
           <w:szCs w:val="22"/>
         </w:rPr>
-        <w:t xml:space="preserve">El Administrador puede abrir el detalle de cualquier registro para ver su información adicional (RF-21), y exportar a PDF todos los registros que cumplen los filtros vigentes, hasta un máximo de 100 000; la exportación también queda registrada en la bitácora.</w:t>
+        <w:t xml:space="preserve">El Administrador puede abrir el detalle de cualquier registro para ver su información adicional (RF-21), y exportar a PDF todos los registros que cumplen los filtros vigentes, hasta un máximo de 100 000; la exportación también queda registrada en la bitácora. El detalle de los registros de creación de cuenta y de restablecimiento de contraseña muestra el resultado de la notificación por correo ("Entregada" o "No entregada").</w:t>
       </w:r>
     </w:p>
     <w:p>
@@ -12769,6 +12757,33 @@
     <w:p>
       <w:pPr>
         <w:spacing w:after="140" w:line="276"/>
+        <w:ind w:left="360"/>
+        <w:jc w:val="both"/>
+      </w:pPr>
+      <w:r>
+        <w:rPr>
+          <w:rFonts w:ascii="Calibri" w:cs="Calibri" w:eastAsia="Calibri" w:hAnsi="Calibri"/>
+          <w:b/>
+          <w:bCs/>
+          <w:i/>
+          <w:iCs/>
+          <w:sz w:val="22"/>
+          <w:szCs w:val="22"/>
+        </w:rPr>
+        <w:t xml:space="preserve">Estado actual: </w:t>
+      </w:r>
+      <w:r>
+        <w:rPr>
+          <w:rFonts w:ascii="Calibri" w:cs="Calibri" w:eastAsia="Calibri" w:hAnsi="Calibri"/>
+          <w:sz w:val="22"/>
+          <w:szCs w:val="22"/>
+        </w:rPr>
+        <w:t xml:space="preserve">las funciones de gestión de usuarios, de bitácora y de correo exigen sesión y rol; algunas funciones de la cuenta del propio usuario todavía no exigen token (pendiente de la revisión del módulo de autenticación).</w:t>
+      </w:r>
+    </w:p>
+    <w:p>
+      <w:pPr>
+        <w:spacing w:after="140" w:line="276"/>
         <w:jc w:val="both"/>
       </w:pPr>
       <w:r>
@@ -12828,11 +12843,11 @@
           <w:rFonts w:ascii="Calibri" w:cs="Calibri" w:eastAsia="Calibri" w:hAnsi="Calibri"/>
           <w:b/>
           <w:bCs/>
-          <w:color w:val="1F6F43"/>
-          <w:sz w:val="21"/>
-          <w:szCs w:val="21"/>
-        </w:rPr>
-        <w:t xml:space="preserve">Implementado</w:t>
+          <w:color w:val="B7791F"/>
+          <w:sz w:val="21"/>
+          <w:szCs w:val="21"/>
+        </w:rPr>
+        <w:t xml:space="preserve">Parcial</w:t>
       </w:r>
     </w:p>
     <w:p>
@@ -12899,7 +12914,34 @@
           <w:sz w:val="22"/>
           <w:szCs w:val="22"/>
         </w:rPr>
-        <w:t xml:space="preserve">Las contraseñas de los usuarios deben almacenarse siempre cifradas mediante un algoritmo de hash con sal, nunca en texto plano ni de forma reversible, y toda contraseña definida por un usuario debe tener al menos 8 caracteres. La comunicación entre el navegador y el backend debe protegerse mediante HTTPS/TLS en cualquier entorno expuesto más allá de desarrollo local. Estado actual: la interfaz exige 8 caracteres, pero el servidor todavía acepta contraseñas desde 6.</w:t>
+        <w:t xml:space="preserve">Las contraseñas de los usuarios deben almacenarse siempre cifradas mediante un algoritmo de hash con sal, nunca en texto plano ni de forma reversible, y toda contraseña definida por un usuario debe tener al menos 8 caracteres. La comunicación entre el navegador y el backend debe protegerse mediante HTTPS/TLS en cualquier entorno expuesto más allá de desarrollo local. Las contraseñas temporales y los códigos de verificación solo viajan por correo al destinatario: no se escriben en los registros del servidor, en la bitácora, en las respuestas de error ni en la salida de las pruebas. En los flujos de cuentas (creación y restablecimiento por el Administrador) y en la bitácora, los correos electrónicos de las personas se enmascaran en los registros del servidor (por ejemplo, a***@dominio.cr); la tabla de la bitácora, que solo consulta el Administrador, conserva el correo cuando hace falta para auditar. El resto de los registros del servidor se completa con la revisión del módulo de autenticación.</w:t>
+      </w:r>
+    </w:p>
+    <w:p>
+      <w:pPr>
+        <w:spacing w:after="140" w:line="276"/>
+        <w:ind w:left="360"/>
+        <w:jc w:val="both"/>
+      </w:pPr>
+      <w:r>
+        <w:rPr>
+          <w:rFonts w:ascii="Calibri" w:cs="Calibri" w:eastAsia="Calibri" w:hAnsi="Calibri"/>
+          <w:b/>
+          <w:bCs/>
+          <w:i/>
+          <w:iCs/>
+          <w:sz w:val="22"/>
+          <w:szCs w:val="22"/>
+        </w:rPr>
+        <w:t xml:space="preserve">Estado actual: </w:t>
+      </w:r>
+      <w:r>
+        <w:rPr>
+          <w:rFonts w:ascii="Calibri" w:cs="Calibri" w:eastAsia="Calibri" w:hAnsi="Calibri"/>
+          <w:sz w:val="22"/>
+          <w:szCs w:val="22"/>
+        </w:rPr>
+        <w:t xml:space="preserve">la interfaz exige 8 caracteres, pero el servidor todavía acepta contraseñas desde 6.</w:t>
       </w:r>
     </w:p>
     <w:p>

--- a/Documentacion/Documentacion_ServIA_2026/ERS_Avances de desarrollo - ServIA.docx
+++ b/Documentacion/Documentacion_ServIA_2026/ERS_Avances de desarrollo - ServIA.docx
@@ -53,7 +53,7 @@
           <w:sz w:val="22"/>
           <w:szCs w:val="22"/>
         </w:rPr>
-        <w:t xml:space="preserve">1.4</w:t>
+        <w:t xml:space="preserve">1.5</w:t>
       </w:r>
     </w:p>
     <w:p>
@@ -1227,7 +1227,7 @@
                 <w:sz w:val="20"/>
                 <w:szCs w:val="20"/>
               </w:rPr>
-              <w:t xml:space="preserve">Reseteo por administrador o autoservicio por código; el envío de la notificación por correo depende de una cuenta configurada (ver 2.4), y todo fallo de envío se informa: al Administrador, al crear una cuenta o restablecer una contraseña; en la recuperación por código, la forma de informarlo se definirá al completar esa función.</w:t>
+              <w:t xml:space="preserve">Reseteo por administrador o autoservicio por código; el envío de la notificación por correo depende de una cuenta configurada (ver 2.4), y todo fallo de envío se informa: al Administrador, al crear una cuenta o restablecer una contraseña; en la recuperación por código, solo en la bitácora.</w:t>
             </w:r>
           </w:p>
         </w:tc>
@@ -6162,7 +6162,7 @@
                 <w:sz w:val="20"/>
                 <w:szCs w:val="20"/>
               </w:rPr>
-              <w:t xml:space="preserve">Ningún requisito se da por cumplido solo con verificación manual: cada uno debe cubrirse con pruebas automatizadas (unitarias, de integración y de extremo a extremo), además de la verificación manual de punta a punta. Por el tamaño del equipo (RA-01) y el período de la práctica, el código heredado de JusticIA, que no tiene pruebas automatizadas, se cubre de forma progresiva, priorizando los flujos críticos y los módulos de mayor riesgo, con la meta de al menos una prueba automatizada por requisito y no la cobertura total del código. Estado actual: la infraestructura de pruebas del backend existe y se ejecuta con un solo comando; la cobertura sigue siendo progresiva y el extremo a extremo llega con la spec de la red de seguridad.</w:t>
+              <w:t xml:space="preserve">Ningún requisito se da por cumplido solo con verificación manual: cada uno debe cubrirse con pruebas automatizadas (unitarias, de integración y de extremo a extremo), además de la verificación manual de punta a punta. Por el tamaño del equipo (RA-01) y el período de la práctica, el código heredado de JusticIA, que no tiene pruebas automatizadas, se cubre de forma progresiva, priorizando los flujos críticos y los módulos de mayor riesgo, con la meta de al menos una prueba automatizada por requisito y no la cobertura total del código. Estado actual: la infraestructura de pruebas del backend existe y se ejecuta con un solo comando; la cobertura sigue siendo progresiva y el extremo a extremo llega con la red de seguridad de los flujos críticos.</w:t>
             </w:r>
           </w:p>
           <w:p>
@@ -6192,7 +6192,7 @@
                 <w:sz w:val="20"/>
                 <w:szCs w:val="20"/>
               </w:rPr>
-              <w:t xml:space="preserve">Las pruebas controlan el tiempo con un reloj que el sistema consulta a través de un punto único (sin librerías de manejo del tiempo), de modo que los plazos —como el tiempo máximo del envío de correo— se comprueban sin esperar tiempo real. El correo simulado conserva cada mensaje ya serializado, registra el tiempo máximo con que se lo llama, entrega a la prueba el contenido real sin mostrarlo en los informes y puede simular un servidor que no responde o que es lento.</w:t>
+              <w:t xml:space="preserve">Las pruebas controlan el tiempo con un reloj que el sistema consulta a través de un punto único (sin librerías de manejo del tiempo), de modo que los plazos —como el tiempo máximo del envío de correo— se comprueban sin esperar tiempo real. El correo simulado conserva cada mensaje ya serializado, registra el tiempo máximo con que se lo llama, entrega a la prueba el contenido real sin mostrarlo en los informes y puede simular un servidor que no responde o que es lento. El Redis simulado puede dejar de responder, perder claves y caducarlas según el reloj controlable, y las pruebas pueden llamar a la aplicación directamente para observar la respuesta antes de que terminen las tareas posteriores.</w:t>
             </w:r>
           </w:p>
         </w:tc>
@@ -7039,7 +7039,7 @@
           <w:sz w:val="22"/>
           <w:szCs w:val="22"/>
         </w:rPr>
-        <w:t xml:space="preserve">El sistema ofrece dos vías para recuperar el acceso a una cuenta: (a) un administrador puede resetear la contraseña de cualquier usuario desde el módulo de gestión de usuarios, generando una contraseña aleatoria de 8 caracteres que se envía al correo del usuario; y (b) el propio usuario puede recuperarla desde el enlace "¿Olvidaste tu contraseña?" de la pantalla de inicio de sesión, en tres pasos: indica su correo registrado, ingresa el código de recuperación de 6 dígitos que recibe (válido por 15 minutos) y define su nueva contraseña.</w:t>
+        <w:t xml:space="preserve">El sistema ofrece dos vías para recuperar el acceso a una cuenta: (a) un administrador puede resetear la contraseña de cualquier usuario desde el módulo de gestión de usuarios, generando una contraseña aleatoria de 8 caracteres que se envía al correo del usuario; y (b) el propio usuario puede recuperarla desde el enlace "¿Olvidaste tu contraseña?" de la pantalla de inicio de sesión, en tres pasos: indica su correo registrado, ingresa el código de recuperación de 6 dígitos que recibe por correo (válido por 15 minutos y con un máximo de 5 intentos) y define su nueva contraseña.</w:t>
       </w:r>
     </w:p>
     <w:p>
@@ -7066,7 +7066,7 @@
           <w:sz w:val="22"/>
           <w:szCs w:val="22"/>
         </w:rPr>
-        <w:t xml:space="preserve">En la vía (b), el sistema responde siempre con el mismo mensaje ("Si el correo existe en nuestro sistema, recibirás un email con las instrucciones"), sin revelar si la cuenta existe. Una vez verificado el código, el usuario dispone de 10 minutos para definir la nueva contraseña, que debe tener al menos 8 caracteres, ser distinta de la actual y confirmarse escribiéndola dos veces, con un indicador de su fortaleza. Solo en la vía (a) el campo de último acceso del usuario se limpia para forzar el cambio de la contraseña temporal en el siguiente inicio de sesión (RF-01); en la vía (b) no es necesario, porque la nueva contraseña la define el propio usuario. En la vía (a), el sistema guarda la contraseña temporal solo si el servidor de correo acepta el mensaje; si no, conserva la contraseña anterior y el último acceso, informa al Administrador y le permite reintentar. El envío de cualquier correo tiene un tiempo máximo de 15 segundos (configurable); pasado ese tiempo se da por fallido. Cada paso —solicitud, verificación exitosa o fallida del código y restablecimiento por administrador— se registra en la bitácora (RF-21).</w:t>
+        <w:t xml:space="preserve">En la vía (b), el sistema responde siempre con el mismo mensaje ("Si el correo existe en nuestro sistema, recibirás un email con las instrucciones"), sin revelar si la cuenta existe: la respuesta, el mensaje y el tiempo de la solicitud son los mismos exista o no la cuenta, esté Activa o Inactiva, o se haya alcanzado o no un límite de solicitudes, porque el envío del correo ocurre después de responder. El código solo se entrega por correo: no viaja en ninguna respuesta que reciba el navegador, y solo una cuenta Activa lo recibe y puede completar el proceso. El sistema limita a 5 los intentos de verificación de cada código (al quinto fallo el código se invalida y hay que pedir uno nuevo) y a una solicitud por minuto y 5 por hora para cada correo; un código nuevo invalida el anterior, y si se alcanza un límite el sistema responde igual, pero no envía otro correo. Si la cuenta se desactiva, o el Administrador cambia su correo o su contraseña durante el proceso, el código y el cambio pendientes dejan de ser válidos. Una vez verificado el código, el usuario dispone de 10 minutos para definir la nueva contraseña, que debe tener al menos 8 caracteres, ser distinta de la actual y confirmarse escribiéndola dos veces, con un indicador de su fortaleza. Solo en la vía (a) el campo de último acceso del usuario se limpia para forzar el cambio de la contraseña temporal en el siguiente inicio de sesión (RF-01); en la vía (b) no es necesario, porque la nueva contraseña la define el propio usuario. En la vía (a), el sistema guarda la contraseña temporal solo si el servidor de correo acepta el mensaje; si no, conserva la contraseña anterior y el último acceso, informa al Administrador y le permite reintentar. El envío de cualquier correo tiene un tiempo máximo de 15 segundos (configurable); pasado ese tiempo se da por fallido. Cada paso —solicitud, verificación exitosa o fallida del código, definición de la nueva contraseña y restablecimiento por administrador— se registra en la bitácora con su resultado (RF-21).</w:t>
       </w:r>
     </w:p>
     <w:p>
@@ -7093,7 +7093,7 @@
           <w:sz w:val="22"/>
           <w:szCs w:val="22"/>
         </w:rPr>
-        <w:t xml:space="preserve">Si el código es incorrecto o expiró, el sistema lo indica y permite solicitar uno nuevo; si vencieron los 10 minutos para definir la contraseña, pide iniciar el proceso de nuevo; si la nueva contraseña es igual a la actual, lo indica y no la guarda. Si el correo no puede enviarse, el sistema debe informarlo: al usuario, en la vía (b), y al administrador, en la vía (a), con el texto "No se pudo enviar el correo a &lt;correo&gt;. La contraseña no fue modificada. Verifique el servicio de correo e inténtelo de nuevo."</w:t>
+        <w:t xml:space="preserve">Si el código es incorrecto o expiró, el sistema lo indica y permite solicitar uno nuevo; si se agotan los 5 intentos de un código, lo invalida e indica que debe solicitarse uno nuevo (y, si el anterior se pidió hace menos de un minuto, que debe esperarse un momento antes de volver a pedirlo); si vencieron los 10 minutos para definir la contraseña, pide iniciar el proceso de nuevo; si la nueva contraseña es igual a la actual, lo indica y no la guarda. Si el servicio de recuperación no puede funcionar (el almacén temporal de la recuperación no responde o la clave de firma no cumple lo exigido en RNF-07), la vía (b) queda inhabilitada y muestra a cualquier persona el mismo mensaje, "El servicio de recuperación de contraseña no está disponible por el momento. Inténtalo de nuevo más tarde.", sin afectar al resto del sistema. Si el correo no puede enviarse, el sistema lo informa al Administrador, en la vía (a), con el texto "No se pudo enviar el correo a &lt;correo&gt;. La contraseña no fue modificada. Verifique el servicio de correo e inténtelo de nuevo."; en la vía (b), el fallo solo se registra en la bitácora y la respuesta a la persona no cambia, para no revelar qué correos están registrados.</w:t>
       </w:r>
     </w:p>
     <w:p>
@@ -7120,7 +7120,7 @@
           <w:sz w:val="22"/>
           <w:szCs w:val="22"/>
         </w:rPr>
-        <w:t xml:space="preserve">la vía (a) informa al Administrador cuando el correo no sale y no modifica la contraseña; la vía (b), la recuperación por código, todavía se está completando; su último paso todavía acepta contraseñas desde 6 caracteres (ver RNF-08) y no existe una cuenta de correo institucional definitiva (ver 2.5). Se acordó con el tutor que el practicante trabaje con una cuenta de correo de desarrollo propia mientras se resuelve el aspecto institucional definitivo, que queda a cargo de Carlos Morales Castro (Director de Gobernanza, MICITT) más adelante. Mientras tanto, el desbloqueo de una cuenta real sigue requiriendo intervención manual directa sobre la base de datos.</w:t>
+        <w:t xml:space="preserve">la vía (a) informa al Administrador cuando el correo no sale y no modifica la contraseña; la vía (b), la recuperación por código, ya cumple lo descrito arriba, salvo que su último paso todavía acepta contraseñas desde 6 caracteres (ver RNF-08); además, no existe una cuenta de correo institucional definitiva (ver 2.5). Se acordó con el tutor que el practicante trabaje con una cuenta de correo de desarrollo propia mientras se resuelve el aspecto institucional definitivo, que queda a cargo de Carlos Morales Castro (Director de Gobernanza, MICITT) más adelante. Mientras tanto, el desbloqueo de una cuenta real sigue requiriendo intervención manual directa sobre la base de datos.</w:t>
       </w:r>
     </w:p>
     <w:p>
@@ -7156,7 +7156,7 @@
           <w:sz w:val="22"/>
           <w:szCs w:val="22"/>
         </w:rPr>
-        <w:t xml:space="preserve">Contraseña actualizada y cifrada en la base de datos. En la vía (b), el sistema muestra "Contraseña recuperada exitosamente" y el usuario regresa a "Inicio de sesión"; en la vía (a), el administrador recibe la confirmación del restablecimiento y el usuario recibe por correo su contraseña temporal, cuando exista una cuenta de correo configurada.</w:t>
+        <w:t xml:space="preserve">Contraseña actualizada y cifrada en la base de datos. En la vía (b), la solicitud muestra siempre el mismo aviso, exista o no la cuenta, y, al terminar el proceso, el sistema muestra "Contraseña recuperada exitosamente" y el usuario regresa a "Inicio de sesión"; en la vía (a), el administrador recibe la confirmación del restablecimiento y el usuario recibe por correo su contraseña temporal, cuando exista una cuenta de correo configurada.</w:t>
       </w:r>
     </w:p>
     <w:p>
@@ -7183,7 +7183,7 @@
           <w:sz w:val="22"/>
           <w:szCs w:val="22"/>
         </w:rPr>
-        <w:t xml:space="preserve">Mensaje específico según la causa —código incorrecto o expirado, tiempo vencido, contraseña repetida o fallo del envío del correo—, sin modificar la contraseña cuando el proceso no se completa.</w:t>
+        <w:t xml:space="preserve">Mensaje específico según la causa —código incorrecto o expirado, intentos agotados, tiempo vencido, contraseña repetida, servicio no disponible o, en la vía (a), fallo del envío del correo—, sin modificar la contraseña cuando el proceso no se completa.</w:t>
       </w:r>
     </w:p>
     <w:p>
@@ -7251,7 +7251,7 @@
           <w:sz w:val="21"/>
           <w:szCs w:val="21"/>
         </w:rPr>
-        <w:t xml:space="preserve">Historias de usuario HU-03, HU-25 · Casos de uso CU-04, CU-05</w:t>
+        <w:t xml:space="preserve">Historias de usuario HU-03, HU-25, HU-26 · Casos de uso CU-04, CU-05</w:t>
       </w:r>
     </w:p>
     <w:p>
@@ -11257,7 +11257,7 @@
           <w:sz w:val="22"/>
           <w:szCs w:val="22"/>
         </w:rPr>
-        <w:t xml:space="preserve">Cada registro incluye, como mínimo, el usuario que ejecutó la acción, la fecha y hora exacta, el tipo de acción, una descripción y el tema asociado cuando aplique, además de información adicional propia de cada tipo de acción; por ejemplo, el motivo de un inicio de sesión fallido, los campos modificados en una edición de usuario, el identificador y el número de fragmentos de un documento cargado, el resultado de la notificación por correo (entregada o no entregada) al crear una cuenta o restablecer una contraseña, incluido el intento fallido, sin la contraseña temporal, o el modo, el criterio y el total de resultados de una búsqueda.</w:t>
+        <w:t xml:space="preserve">Cada registro incluye, como mínimo, el usuario que ejecutó la acción, la fecha y hora exacta, el tipo de acción, una descripción y el tema asociado cuando aplique, además de información adicional propia de cada tipo de acción; por ejemplo, el motivo de un inicio de sesión fallido, los campos modificados en una edición de usuario, el identificador y el número de fragmentos de un documento cargado, el resultado de la notificación por correo (entregada o no entregada) al crear una cuenta o restablecer una contraseña, incluido el intento fallido, sin la contraseña temporal, el resultado de cada paso de la recuperación de contraseña por código (en la solicitud: código enviado, envío fallido, correo no registrado, cuenta inactiva, límite alcanzado o servicio no disponible; en los pasos posteriores, el resultado de cada uno), sin el código ni la contraseña, o el modo, el criterio y el total de resultados de una búsqueda.</w:t>
       </w:r>
     </w:p>
     <w:p>
@@ -11388,7 +11388,7 @@
           <w:sz w:val="21"/>
           <w:szCs w:val="21"/>
         </w:rPr>
-        <w:t xml:space="preserve">Historias de usuario HU-21, HU-24, HU-25 · Casos de uso CU-01, CU-02, CU-04, CU-05, CU-07, CU-09, CU-14, CU-15</w:t>
+        <w:t xml:space="preserve">Historias de usuario HU-21, HU-24, HU-25, HU-26 · Casos de uso CU-01, CU-02, CU-04, CU-05, CU-07, CU-09, CU-14, CU-15</w:t>
       </w:r>
     </w:p>
     <w:p>
@@ -11486,7 +11486,7 @@
           <w:sz w:val="22"/>
           <w:szCs w:val="22"/>
         </w:rPr>
-        <w:t xml:space="preserve">El Administrador puede abrir el detalle de cualquier registro para ver su información adicional (RF-21), y exportar a PDF todos los registros que cumplen los filtros vigentes, hasta un máximo de 100 000; la exportación también queda registrada en la bitácora. El detalle de los registros de creación de cuenta y de restablecimiento de contraseña muestra el resultado de la notificación por correo ("Entregada" o "No entregada").</w:t>
+        <w:t xml:space="preserve">El Administrador puede abrir el detalle de cualquier registro para ver su información adicional (RF-21), y exportar a PDF todos los registros que cumplen los filtros vigentes, hasta un máximo de 100 000; la exportación también queda registrada en la bitácora. El detalle de los registros de creación de cuenta y de restablecimiento de contraseña muestra el resultado de la notificación por correo ("Entregada" o "No entregada"). El detalle de los registros de recuperación de contraseña muestra el paso y su resultado.</w:t>
       </w:r>
     </w:p>
     <w:p>
@@ -12751,7 +12751,7 @@
           <w:sz w:val="22"/>
           <w:szCs w:val="22"/>
         </w:rPr>
-        <w:t xml:space="preserve">Toda comunicación entre el frontend y la API del backend debe ir autenticada mediante un token JWT firmado, con verificación de rol en cada endpoint protegido (ver RF-02). El sistema no debe exponer ninguna función sensible (ingesta, consulta, gestión de usuarios, bitácora) sin autenticación válida.</w:t>
+        <w:t xml:space="preserve">Toda comunicación entre el frontend y la API del backend debe ir autenticada mediante un token JWT firmado, con verificación de rol en cada endpoint protegido (ver RF-02). El sistema no debe exponer ninguna función sensible (ingesta, consulta, gestión de usuarios, bitácora) sin autenticación válida. La recuperación de contraseña exige una clave de firma de al menos 32 caracteres, con al menos 12 distintos y que no sea un valor de ejemplo; si no la cumple, la recuperación queda inhabilitada y el resto del sistema sigue funcionando.</w:t>
       </w:r>
     </w:p>
     <w:p>
@@ -12778,7 +12778,7 @@
           <w:sz w:val="22"/>
           <w:szCs w:val="22"/>
         </w:rPr>
-        <w:t xml:space="preserve">las funciones de gestión de usuarios, de bitácora y de correo exigen sesión y rol; algunas funciones de la cuenta del propio usuario todavía no exigen token (pendiente de la revisión del módulo de autenticación).</w:t>
+        <w:t xml:space="preserve">las funciones de gestión de usuarios, de bitácora y de correo exigen sesión y rol; algunas funciones de la cuenta del propio usuario todavía no exigen token y el manejo de la clave de firma fuera de la recuperación todavía no se endurece (pendiente de la revisión del módulo de autenticación).</w:t>
       </w:r>
     </w:p>
     <w:p>
@@ -12870,7 +12870,7 @@
           <w:sz w:val="21"/>
           <w:szCs w:val="21"/>
         </w:rPr>
-        <w:t xml:space="preserve">Historias de usuario HU-01, HU-02, HU-24 · Casos de uso CU-01, CU-02, CU-03</w:t>
+        <w:t xml:space="preserve">Historias de usuario HU-01, HU-02, HU-03, HU-24 · Casos de uso CU-01, CU-02, CU-03, CU-04</w:t>
       </w:r>
     </w:p>
     <w:p>
@@ -12914,7 +12914,7 @@
           <w:sz w:val="22"/>
           <w:szCs w:val="22"/>
         </w:rPr>
-        <w:t xml:space="preserve">Las contraseñas de los usuarios deben almacenarse siempre cifradas mediante un algoritmo de hash con sal, nunca en texto plano ni de forma reversible, y toda contraseña definida por un usuario debe tener al menos 8 caracteres. La comunicación entre el navegador y el backend debe protegerse mediante HTTPS/TLS en cualquier entorno expuesto más allá de desarrollo local. Las contraseñas temporales y los códigos de verificación solo viajan por correo al destinatario: no se escriben en los registros del servidor, en la bitácora, en las respuestas de error ni en la salida de las pruebas. En los flujos de cuentas (creación y restablecimiento por el Administrador) y en la bitácora, los correos electrónicos de las personas se enmascaran en los registros del servidor (por ejemplo, a***@dominio.cr); la tabla de la bitácora, que solo consulta el Administrador, conserva el correo cuando hace falta para auditar. El resto de los registros del servidor se completa con la revisión del módulo de autenticación.</w:t>
+        <w:t xml:space="preserve">Las contraseñas de los usuarios deben almacenarse siempre cifradas mediante un algoritmo de hash con sal, nunca en texto plano ni de forma reversible, y toda contraseña definida por un usuario debe tener al menos 8 caracteres. La comunicación entre el navegador y el backend debe protegerse mediante HTTPS/TLS en cualquier entorno expuesto más allá de desarrollo local. Las contraseñas temporales y los códigos de verificación solo viajan por correo al destinatario: no se escriben en los registros del servidor, en la bitácora, en las respuestas de error ni en la salida de las pruebas. En los flujos de cuentas (creación y restablecimiento por el Administrador), en la recuperación por código y en la bitácora, los correos electrónicos de las personas se enmascaran en los registros del servidor (por ejemplo, a***@dominio.cr); la tabla de la bitácora, que solo consulta el Administrador, conserva el correo cuando hace falta para auditar. El resto de los registros del servidor se completa con la revisión del módulo de autenticación.</w:t>
       </w:r>
     </w:p>
     <w:p>
@@ -13930,7 +13930,7 @@
                 <w:sz w:val="20"/>
                 <w:szCs w:val="20"/>
               </w:rPr>
-              <w:t xml:space="preserve">HU-03, HU-25</w:t>
+              <w:t xml:space="preserve">HU-03, HU-25, HU-26</w:t>
             </w:r>
           </w:p>
         </w:tc>
@@ -15892,7 +15892,7 @@
                 <w:sz w:val="20"/>
                 <w:szCs w:val="20"/>
               </w:rPr>
-              <w:t xml:space="preserve">HU-21, HU-24, HU-25</w:t>
+              <w:t xml:space="preserve">HU-21, HU-24, HU-25, HU-26</w:t>
             </w:r>
           </w:p>
         </w:tc>

--- a/Documentacion/Documentacion_ServIA_2026/ERS_Avances de desarrollo - ServIA.docx
+++ b/Documentacion/Documentacion_ServIA_2026/ERS_Avances de desarrollo - ServIA.docx
@@ -53,7 +53,7 @@
           <w:sz w:val="22"/>
           <w:szCs w:val="22"/>
         </w:rPr>
-        <w:t xml:space="preserve">1.5</w:t>
+        <w:t xml:space="preserve">1.6</w:t>
       </w:r>
     </w:p>
     <w:p>
@@ -7614,7 +7614,7 @@
           <w:sz w:val="22"/>
           <w:szCs w:val="22"/>
         </w:rPr>
-        <w:t xml:space="preserve">Un archivo con un formato no permitido o que supera el tamaño máximo se rechaza con un mensaje que indica el motivo específico y los formatos permitidos, sin impedir la carga de los demás archivos válidos. Si se pierde la comunicación con el servidor, el sistema lo informa y permite intentarlo de nuevo.</w:t>
+        <w:t xml:space="preserve">Un archivo con un formato no permitido o que supera el tamaño máximo se rechaza con un mensaje que indica el motivo específico y los formatos permitidos, sin impedir la carga de los demás archivos válidos. Si se pierde la comunicación con el servidor, el sistema lo informa y permite intentarlo de nuevo. Un archivo cuyo nombre no es válido (vacío, con caracteres de control, con separadores de ruta o referencias a carpetas superiores, o de más de 255 bytes) se rechaza con un mensaje que no repite el nombre recibido y, como los demás, sin impedir la carga de los archivos válidos.</w:t>
       </w:r>
     </w:p>
     <w:p>
@@ -7843,7 +7843,7 @@
           <w:sz w:val="22"/>
           <w:szCs w:val="22"/>
         </w:rPr>
-        <w:t xml:space="preserve">El nombre del tema es obligatorio: mientras no se indique, el sistema no permite confirmar la carga. La asociación entre un archivo y su tema es permanente; un archivo no puede moverse a otro tema, y cualquier cambio requiere cargarlo de nuevo (RN-02). El tema de cada archivo se guarda también en los metadatos de sus fragmentos vectoriales (RF-08), para que las consultas y búsquedas puedan acotarse a ese tema (RF-11, RF-13).</w:t>
+        <w:t xml:space="preserve">El nombre del tema es obligatorio: mientras no se indique, el sistema no permite confirmar la carga. La asociación entre un archivo y su tema es permanente; un archivo no puede moverse a otro tema, y cualquier cambio requiere cargarlo de nuevo (RN-02). El tema de cada archivo se guarda también en los metadatos de sus fragmentos vectoriales (RF-08), para que las consultas y búsquedas puedan acotarse a ese tema (RF-11, RF-13). Además, el tema debe poder usarse como nombre de carpeta: si no es válido (vacío, con caracteres de control, con separadores de ruta o referencias a carpetas superiores, o de más de 255 bytes) o es un nombre reservado por el sistema (por ejemplo, «profiles»), la carga se rechaza con el mensaje «El tema indicado no es válido», sin repetir el valor recibido.</w:t>
       </w:r>
     </w:p>
     <w:p>
@@ -11284,7 +11284,7 @@
           <w:sz w:val="22"/>
           <w:szCs w:val="22"/>
         </w:rPr>
-        <w:t xml:space="preserve">Los registros de bitácora son inmutables: el sistema no expone ninguna función para editarlos ni eliminarlos, ni siquiera al Administrador. El registro no debe interrumpir la acción del usuario: si el registro de una acción falla, la acción se completa de todas formas.</w:t>
+        <w:t xml:space="preserve">Los registros de bitácora son inmutables: el sistema no expone ninguna función para editarlos ni eliminarlos, ni siquiera al Administrador. El registro no debe interrumpir la acción del usuario: si el registro de una acción falla, la acción se completa de todas formas. Cuando el sistema rechaza una solicitud por una ruta, un nombre de archivo o un tema no válidos o ajenos al usuario, lo registra en la bitácora solo con su motivo, sin el nombre, la ruta ni el tema recibidos, porque pueden contener datos personales (RNF-07.24, Ley 8968).</w:t>
       </w:r>
     </w:p>
     <w:p>
@@ -12751,7 +12751,7 @@
           <w:sz w:val="22"/>
           <w:szCs w:val="22"/>
         </w:rPr>
-        <w:t xml:space="preserve">Toda comunicación entre el frontend y la API del backend debe ir autenticada mediante un token JWT firmado, con verificación de rol en cada endpoint protegido (ver RF-02). El sistema no debe exponer ninguna función sensible (ingesta, consulta, gestión de usuarios, bitácora) sin autenticación válida. La recuperación de contraseña exige una clave de firma de al menos 32 caracteres, con al menos 12 distintos y que no sea un valor de ejemplo; si no la cumple, la recuperación queda inhabilitada y el resto del sistema sigue funcionando.</w:t>
+        <w:t xml:space="preserve">Toda comunicación entre el frontend y la API del backend debe ir autenticada mediante un token JWT firmado, con verificación de rol en cada endpoint protegido (ver RF-02). El sistema no debe exponer ninguna función sensible (ingesta, consulta, gestión de usuarios, bitácora) sin autenticación válida. La recuperación de contraseña exige una clave de firma de al menos 32 caracteres, con al menos 12 distintos y que no sea un valor de ejemplo; si no la cumple, la recuperación queda inhabilitada y el resto del sistema sigue funcionando. Los rechazos de rutas, nombres o temas no válidos no registran en los logs ni en la bitácora el valor recibido, que puede contener datos personales (RNF-07.24, Ley 8968).</w:t>
       </w:r>
     </w:p>
     <w:p>
@@ -12778,7 +12778,7 @@
           <w:sz w:val="22"/>
           <w:szCs w:val="22"/>
         </w:rPr>
-        <w:t xml:space="preserve">las funciones de gestión de usuarios, de bitácora y de correo exigen sesión y rol; algunas funciones de la cuenta del propio usuario todavía no exigen token y el manejo de la clave de firma fuera de la recuperación todavía no se endurece (pendiente de la revisión del módulo de autenticación).</w:t>
+        <w:t xml:space="preserve">las funciones de gestión de usuarios, de bitácora y de correo exigen sesión y rol; algunas funciones de la cuenta del propio usuario todavía no exigen token y el manejo de la clave de firma fuera de la recuperación todavía no se endurece (pendiente de la revisión del módulo de autenticación). Las fotografías de perfil (avatares) se entregan en la dirección /uploads/profiles sin exigir sesión, como excepción deliberada, porque la interfaz las pide con etiquetas de imagen que no envían el token; la carpeta de documentos ya no se publica y la descarga de un documento exige sesión, rol y pertenencia. Exigir sesión a los avatares se resolverá con la revisión del módulo de autenticación.</w:t>
       </w:r>
     </w:p>
     <w:p>

--- a/Documentacion/Documentacion_ServIA_2026/ERS_Avances de desarrollo - ServIA.docx
+++ b/Documentacion/Documentacion_ServIA_2026/ERS_Avances de desarrollo - ServIA.docx
@@ -53,7 +53,7 @@
           <w:sz w:val="22"/>
           <w:szCs w:val="22"/>
         </w:rPr>
-        <w:t xml:space="preserve">1.6</w:t>
+        <w:t xml:space="preserve">1.7</w:t>
       </w:r>
     </w:p>
     <w:p>
@@ -6162,7 +6162,7 @@
                 <w:sz w:val="20"/>
                 <w:szCs w:val="20"/>
               </w:rPr>
-              <w:t xml:space="preserve">Ningún requisito se da por cumplido solo con verificación manual: cada uno debe cubrirse con pruebas automatizadas (unitarias, de integración y de extremo a extremo), además de la verificación manual de punta a punta. Por el tamaño del equipo (RA-01) y el período de la práctica, el código heredado de JusticIA, que no tiene pruebas automatizadas, se cubre de forma progresiva, priorizando los flujos críticos y los módulos de mayor riesgo, con la meta de al menos una prueba automatizada por requisito y no la cobertura total del código. Estado actual: la infraestructura de pruebas del backend existe y se ejecuta con un solo comando; la cobertura sigue siendo progresiva y el extremo a extremo llega con la red de seguridad de los flujos críticos.</w:t>
+              <w:t xml:space="preserve">Ningún requisito se da por cumplido solo con verificación manual: cada uno debe cubrirse con pruebas automatizadas (unitarias, de integración y de extremo a extremo), además de la verificación manual de punta a punta. Por el tamaño del equipo (RA-01) y el período de la práctica, el código heredado de JusticIA, que no tiene pruebas automatizadas, se cubre de forma progresiva, priorizando los flujos críticos y los módulos de mayor riesgo, con la meta de al menos una prueba automatizada por requisito y no la cobertura total del código. Estado actual: la infraestructura de pruebas del backend existe y se ejecuta con un solo comando. La red de seguridad del backend cubre con pruebas automatizadas los flujos críticos: inicio de sesión y acceso por rol; carga → Procesado → chat que cita la fuente; y NotebookServIA. Lo que el sistema todavía no cumple queda marcado como fallo esperado con su requisito. El extremo a extremo llega con la spec 005.</w:t>
             </w:r>
           </w:p>
           <w:p>
@@ -6586,6 +6586,33 @@
     </w:p>
     <w:p>
       <w:pPr>
+        <w:spacing w:after="140" w:line="276"/>
+        <w:ind w:left="360"/>
+        <w:jc w:val="both"/>
+      </w:pPr>
+      <w:r>
+        <w:rPr>
+          <w:rFonts w:ascii="Calibri" w:cs="Calibri" w:eastAsia="Calibri" w:hAnsi="Calibri"/>
+          <w:b/>
+          <w:bCs/>
+          <w:i/>
+          <w:iCs/>
+          <w:sz w:val="22"/>
+          <w:szCs w:val="22"/>
+        </w:rPr>
+        <w:t xml:space="preserve">Estado actual: </w:t>
+      </w:r>
+      <w:r>
+        <w:rPr>
+          <w:rFonts w:ascii="Calibri" w:cs="Calibri" w:eastAsia="Calibri" w:hAnsi="Calibri"/>
+          <w:sz w:val="22"/>
+          <w:szCs w:val="22"/>
+        </w:rPr>
+        <w:t xml:space="preserve">al cerrar la sesión, el servidor todavía acepta el token hasta que vence. Sin configuración, la vigencia del token es de 480 minutos en lugar de 60. Los intentos fallidos se registran con un mismo motivo genérico en lugar de su causa. Con un correo no registrado no se hace la comparación contra un hash, así que el tiempo de respuesta puede revelar ese caso. Todo esto queda pendiente de la revisión del módulo de autenticación.</w:t>
+      </w:r>
+    </w:p>
+    <w:p>
+      <w:pPr>
         <w:spacing w:after="80" w:line="276"/>
         <w:jc w:val="both"/>
       </w:pPr>
@@ -6712,11 +6739,11 @@
           <w:rFonts w:ascii="Calibri" w:cs="Calibri" w:eastAsia="Calibri" w:hAnsi="Calibri"/>
           <w:b/>
           <w:bCs/>
-          <w:color w:val="1F6F43"/>
-          <w:sz w:val="21"/>
-          <w:szCs w:val="21"/>
-        </w:rPr>
-        <w:t xml:space="preserve">Implementado</w:t>
+          <w:color w:val="B7791F"/>
+          <w:sz w:val="21"/>
+          <w:szCs w:val="21"/>
+        </w:rPr>
+        <w:t xml:space="preserve">Parcial</w:t>
       </w:r>
     </w:p>
     <w:p>
@@ -7614,7 +7641,7 @@
           <w:sz w:val="22"/>
           <w:szCs w:val="22"/>
         </w:rPr>
-        <w:t xml:space="preserve">Un archivo con un formato no permitido o que supera el tamaño máximo se rechaza con un mensaje que indica el motivo específico y los formatos permitidos, sin impedir la carga de los demás archivos válidos. Si se pierde la comunicación con el servidor, el sistema lo informa y permite intentarlo de nuevo. Un archivo cuyo nombre no es válido (vacío, con caracteres de control, con separadores de ruta o referencias a carpetas superiores, o de más de 255 bytes) se rechaza con un mensaje que no repite el nombre recibido y, como los demás, sin impedir la carga de los archivos válidos.</w:t>
+        <w:t xml:space="preserve">Un archivo con un formato no permitido o que supera el tamaño máximo se rechaza con un mensaje que indica el motivo específico y los formatos permitidos, sin impedir la carga de los demás archivos válidos. Si se pierde la comunicación con el servidor, el sistema lo informa y permite intentarlo de nuevo. Un archivo cuyo nombre no es válido (vacío, con caracteres de control, con separadores de ruta o referencias a carpetas superiores, o de más de 255 bytes) se rechaza con un mensaje que no repite el nombre recibido y, como los demás, sin impedir la carga de los archivos válidos. Un archivo vacío, uno que no se pudo guardar o uno que provoca un error interno se rechaza con su motivo («archivo vacío», «no se pudo guardar el archivo», «error interno»), sin impedir la carga de los demás. Cada archivo rechazado deja en la bitácora un registro de rechazo con su motivo, sin su nombre ni el tema (RF-21).</w:t>
       </w:r>
     </w:p>
     <w:p>
@@ -7641,7 +7668,7 @@
           <w:sz w:val="22"/>
           <w:szCs w:val="22"/>
         </w:rPr>
-        <w:t xml:space="preserve">la pantalla de Ingesta de Datos todavía no admite imágenes, que hoy solo pueden cargarse desde NotebookServIA, y la advertencia sobre la escritura a mano aún no se muestra.</w:t>
+        <w:t xml:space="preserve">la pantalla de Ingesta de Datos todavía no admite imágenes, que hoy solo pueden cargarse desde NotebookServIA, y la advertencia sobre la escritura a mano aún no se muestra. El servidor todavía no valida el formato, el tipo MIME ni el tamaño de los archivos; hoy solo lo hace la interfaz (pendiente de la revisión de ingesta). El aviso con el motivo de cada archivo rechazado en Ingesta de Datos y en NotebookServIA: implementado; pendiente la verificación de extremo a extremo (spec 005).</w:t>
       </w:r>
     </w:p>
     <w:p>
@@ -7677,7 +7704,7 @@
           <w:sz w:val="22"/>
           <w:szCs w:val="22"/>
         </w:rPr>
-        <w:t xml:space="preserve">Cada archivo aceptado queda almacenado y encolado para su procesamiento asíncrono con un identificador de tarea, y el sistema confirma que la carga se inició y que los archivos se procesan en segundo plano (RF-07).</w:t>
+        <w:t xml:space="preserve">Cada archivo aceptado queda almacenado y encolado para su procesamiento asíncrono con un identificador de tarea. El sistema confirma cuántos archivos se enviaron a procesamiento, contando solo los aceptados («1 archivo enviado a procesamiento» o «&lt;n&gt; archivos enviados a procesamiento»), y los archivos se procesan en segundo plano (RF-07). Si no se aceptó ninguno, la respuesta indica «No se aceptó ningún archivo. Revise el motivo de cada uno.» y no informa ningún envío.</w:t>
       </w:r>
     </w:p>
     <w:p>
@@ -7870,7 +7897,7 @@
           <w:sz w:val="22"/>
           <w:szCs w:val="22"/>
         </w:rPr>
-        <w:t xml:space="preserve">la pantalla de Ingesta de Datos todavía exige un identificador con el formato heredado del proyecto JusticIA, en lugar de un nombre de tema libre (ver RT-06).</w:t>
+        <w:t xml:space="preserve">la pantalla de Ingesta de Datos todavía exige un identificador con el formato heredado del proyecto JusticIA, en lugar de un nombre de tema libre (ver RT-06). El servidor ya acepta y crea temas de nombre libre, pero el chat acotado a uno de ellos no se limita a ese tema y consulta todos los documentos (ver RT-06).</w:t>
       </w:r>
     </w:p>
     <w:p>
@@ -8104,42 +8131,6 @@
     </w:p>
     <w:p>
       <w:pPr>
-        <w:spacing w:after="80" w:line="276"/>
-        <w:jc w:val="both"/>
-      </w:pPr>
-      <w:r>
-        <w:rPr>
-          <w:rFonts w:ascii="Calibri" w:cs="Calibri" w:eastAsia="Calibri" w:hAnsi="Calibri"/>
-          <w:b/>
-          <w:bCs/>
-          <w:sz w:val="22"/>
-          <w:szCs w:val="22"/>
-        </w:rPr>
-        <w:t xml:space="preserve">Salida: </w:t>
-      </w:r>
-      <w:r>
-        <w:rPr>
-          <w:rFonts w:ascii="Calibri" w:cs="Calibri" w:eastAsia="Calibri" w:hAnsi="Calibri"/>
-          <w:b/>
-          <w:bCs/>
-          <w:i/>
-          <w:iCs/>
-          <w:sz w:val="22"/>
-          <w:szCs w:val="22"/>
-        </w:rPr>
-        <w:t xml:space="preserve">En caso de éxito: </w:t>
-      </w:r>
-      <w:r>
-        <w:rPr>
-          <w:rFonts w:ascii="Calibri" w:cs="Calibri" w:eastAsia="Calibri" w:hAnsi="Calibri"/>
-          <w:sz w:val="22"/>
-          <w:szCs w:val="22"/>
-        </w:rPr>
-        <w:t xml:space="preserve">Texto extraído del archivo, listo para vectorizar (RF-08), y estado del documento actualizado a Procesado, visible para el usuario.</w:t>
-      </w:r>
-    </w:p>
-    <w:p>
-      <w:pPr>
         <w:spacing w:after="140" w:line="276"/>
         <w:ind w:left="360"/>
         <w:jc w:val="both"/>
@@ -8154,6 +8145,69 @@
           <w:sz w:val="22"/>
           <w:szCs w:val="22"/>
         </w:rPr>
+        <w:t xml:space="preserve">Estado actual: </w:t>
+      </w:r>
+      <w:r>
+        <w:rPr>
+          <w:rFonts w:ascii="Calibri" w:cs="Calibri" w:eastAsia="Calibri" w:hAnsi="Calibri"/>
+          <w:sz w:val="22"/>
+          <w:szCs w:val="22"/>
+        </w:rPr>
+        <w:t xml:space="preserve">si falla la extracción del texto, el documento no queda registrado en estado Error, porque se registra después de extraer el texto. Además, el progreso del archivo que falló muestra el texto técnico del error en lugar del mensaje fijo y su causa.</w:t>
+      </w:r>
+    </w:p>
+    <w:p>
+      <w:pPr>
+        <w:spacing w:after="80" w:line="276"/>
+        <w:jc w:val="both"/>
+      </w:pPr>
+      <w:r>
+        <w:rPr>
+          <w:rFonts w:ascii="Calibri" w:cs="Calibri" w:eastAsia="Calibri" w:hAnsi="Calibri"/>
+          <w:b/>
+          <w:bCs/>
+          <w:sz w:val="22"/>
+          <w:szCs w:val="22"/>
+        </w:rPr>
+        <w:t xml:space="preserve">Salida: </w:t>
+      </w:r>
+      <w:r>
+        <w:rPr>
+          <w:rFonts w:ascii="Calibri" w:cs="Calibri" w:eastAsia="Calibri" w:hAnsi="Calibri"/>
+          <w:b/>
+          <w:bCs/>
+          <w:i/>
+          <w:iCs/>
+          <w:sz w:val="22"/>
+          <w:szCs w:val="22"/>
+        </w:rPr>
+        <w:t xml:space="preserve">En caso de éxito: </w:t>
+      </w:r>
+      <w:r>
+        <w:rPr>
+          <w:rFonts w:ascii="Calibri" w:cs="Calibri" w:eastAsia="Calibri" w:hAnsi="Calibri"/>
+          <w:sz w:val="22"/>
+          <w:szCs w:val="22"/>
+        </w:rPr>
+        <w:t xml:space="preserve">Texto extraído del archivo, listo para vectorizar (RF-08), y estado del documento actualizado a Procesado, visible para el usuario.</w:t>
+      </w:r>
+    </w:p>
+    <w:p>
+      <w:pPr>
+        <w:spacing w:after="140" w:line="276"/>
+        <w:ind w:left="360"/>
+        <w:jc w:val="both"/>
+      </w:pPr>
+      <w:r>
+        <w:rPr>
+          <w:rFonts w:ascii="Calibri" w:cs="Calibri" w:eastAsia="Calibri" w:hAnsi="Calibri"/>
+          <w:b/>
+          <w:bCs/>
+          <w:i/>
+          <w:iCs/>
+          <w:sz w:val="22"/>
+          <w:szCs w:val="22"/>
+        </w:rPr>
         <w:t xml:space="preserve">En caso de error: </w:t>
       </w:r>
       <w:r>
@@ -8203,11 +8257,11 @@
           <w:rFonts w:ascii="Calibri" w:cs="Calibri" w:eastAsia="Calibri" w:hAnsi="Calibri"/>
           <w:b/>
           <w:bCs/>
-          <w:color w:val="1F6F43"/>
-          <w:sz w:val="21"/>
-          <w:szCs w:val="21"/>
-        </w:rPr>
-        <w:t xml:space="preserve">Implementado</w:t>
+          <w:color w:val="B7791F"/>
+          <w:sz w:val="21"/>
+          <w:szCs w:val="21"/>
+        </w:rPr>
+        <w:t xml:space="preserve">Parcial</w:t>
       </w:r>
     </w:p>
     <w:p>
@@ -10781,7 +10835,7 @@
           <w:sz w:val="22"/>
           <w:szCs w:val="22"/>
         </w:rPr>
-        <w:t xml:space="preserve">la eliminación se ejecuta sin solicitar confirmación, y si falla, el sistema no lo informa al usuario.</w:t>
+        <w:t xml:space="preserve">la eliminación se ejecuta sin solicitar confirmación. Si falla la eliminación de los fragmentos, el servidor responde un error sin mensaje; un nuevo intento sí completa la eliminación. Si no se puede borrar el archivo físico, el fallo se ignora: el registro se elimina y se informa éxito.</w:t>
       </w:r>
     </w:p>
     <w:p>
@@ -11486,7 +11540,7 @@
           <w:sz w:val="22"/>
           <w:szCs w:val="22"/>
         </w:rPr>
-        <w:t xml:space="preserve">El Administrador puede abrir el detalle de cualquier registro para ver su información adicional (RF-21), y exportar a PDF todos los registros que cumplen los filtros vigentes, hasta un máximo de 100 000; la exportación también queda registrada en la bitácora. El detalle de los registros de creación de cuenta y de restablecimiento de contraseña muestra el resultado de la notificación por correo ("Entregada" o "No entregada"). El detalle de los registros de recuperación de contraseña muestra el paso y su resultado.</w:t>
+        <w:t xml:space="preserve">El Administrador puede abrir el detalle de cualquier registro para ver su información adicional (RF-21), y exportar a PDF todos los registros que cumplen los filtros vigentes, hasta un máximo de 100 000; la exportación también queda registrada en la bitácora. El detalle de los registros de creación de cuenta y de restablecimiento de contraseña muestra el resultado de la notificación por correo ("Entregada" o "No entregada"). El detalle de los registros de recuperación de contraseña muestra el paso y su resultado. El detalle de los registros de carga muestra el nombre de su tipo y sus datos con etiqueta en español, en este orden y solo los que el registro guardó (ninguno vacío ni de relleno): en Carga iniciada, Tema, Fecha y hora, Archivos aceptados y Archivos rechazados; en Inicio del procesamiento y Procesamiento terminado, Tema, Fecha y hora y Archivo; en Documento almacenado, además, Documento y Fragmentos; en Error de procesamiento, además, Causa; en Cancelación y Error de cancelación, los mismos datos; y en Carga rechazada, solo Fecha y hora y Motivo, sin el nombre del archivo ni el tema. La causa es siempre una de un conjunto cerrado («formato o tamaño no permitido», «no se pudo extraer el texto», «servicio de procesamiento no disponible», «no se pudo guardar para la búsqueda», «error interno»), nunca el texto técnico del error. No se muestran datos técnicos (identificador de tarea, colección, número de vectores). El encabezado del detalle dice «Tema» o «Sin tema asociado».</w:t>
       </w:r>
     </w:p>
     <w:p>
@@ -11513,43 +11567,7 @@
           <w:sz w:val="22"/>
           <w:szCs w:val="22"/>
         </w:rPr>
-        <w:t xml:space="preserve">Si ningún registro cumple los filtros, la tabla indica que no se encontraron registros; si no hay registros para exportar, el sistema lo informa y no genera el documento.</w:t>
-      </w:r>
-    </w:p>
-    <w:p>
-      <w:pPr>
-        <w:spacing w:after="80" w:line="276"/>
-        <w:jc w:val="both"/>
-      </w:pPr>
-      <w:r>
-        <w:rPr>
-          <w:rFonts w:ascii="Calibri" w:cs="Calibri" w:eastAsia="Calibri" w:hAnsi="Calibri"/>
-          <w:b/>
-          <w:bCs/>
-          <w:sz w:val="22"/>
-          <w:szCs w:val="22"/>
-        </w:rPr>
-        <w:t xml:space="preserve">Salida: </w:t>
-      </w:r>
-      <w:r>
-        <w:rPr>
-          <w:rFonts w:ascii="Calibri" w:cs="Calibri" w:eastAsia="Calibri" w:hAnsi="Calibri"/>
-          <w:b/>
-          <w:bCs/>
-          <w:i/>
-          <w:iCs/>
-          <w:sz w:val="22"/>
-          <w:szCs w:val="22"/>
-        </w:rPr>
-        <w:t xml:space="preserve">En caso de éxito: </w:t>
-      </w:r>
-      <w:r>
-        <w:rPr>
-          <w:rFonts w:ascii="Calibri" w:cs="Calibri" w:eastAsia="Calibri" w:hAnsi="Calibri"/>
-          <w:sz w:val="22"/>
-          <w:szCs w:val="22"/>
-        </w:rPr>
-        <w:t xml:space="preserve">Listado de los registros que cumplen simultáneamente todos los criterios seleccionados; documento PDF con esos registros cuando se solicita la exportación, con un mensaje que indica cuántos registros incluye.</w:t>
+        <w:t xml:space="preserve">Si ningún registro cumple los filtros, la tabla indica que no se encontraron registros; si no hay registros para exportar, el sistema lo informa y no genera el documento. Si la consulta de la bitácora falla, el sistema responde con un error genérico, sin detalles técnicos.</w:t>
       </w:r>
     </w:p>
     <w:p>
@@ -11568,6 +11586,69 @@
           <w:sz w:val="22"/>
           <w:szCs w:val="22"/>
         </w:rPr>
+        <w:t xml:space="preserve">Estado actual: </w:t>
+      </w:r>
+      <w:r>
+        <w:rPr>
+          <w:rFonts w:ascii="Calibri" w:cs="Calibri" w:eastAsia="Calibri" w:hAnsi="Calibri"/>
+          <w:sz w:val="22"/>
+          <w:szCs w:val="22"/>
+        </w:rPr>
+        <w:t xml:space="preserve">el detalle de los registros de carga: implementado; pendiente la verificación de extremo a extremo (spec 005).</w:t>
+      </w:r>
+    </w:p>
+    <w:p>
+      <w:pPr>
+        <w:spacing w:after="80" w:line="276"/>
+        <w:jc w:val="both"/>
+      </w:pPr>
+      <w:r>
+        <w:rPr>
+          <w:rFonts w:ascii="Calibri" w:cs="Calibri" w:eastAsia="Calibri" w:hAnsi="Calibri"/>
+          <w:b/>
+          <w:bCs/>
+          <w:sz w:val="22"/>
+          <w:szCs w:val="22"/>
+        </w:rPr>
+        <w:t xml:space="preserve">Salida: </w:t>
+      </w:r>
+      <w:r>
+        <w:rPr>
+          <w:rFonts w:ascii="Calibri" w:cs="Calibri" w:eastAsia="Calibri" w:hAnsi="Calibri"/>
+          <w:b/>
+          <w:bCs/>
+          <w:i/>
+          <w:iCs/>
+          <w:sz w:val="22"/>
+          <w:szCs w:val="22"/>
+        </w:rPr>
+        <w:t xml:space="preserve">En caso de éxito: </w:t>
+      </w:r>
+      <w:r>
+        <w:rPr>
+          <w:rFonts w:ascii="Calibri" w:cs="Calibri" w:eastAsia="Calibri" w:hAnsi="Calibri"/>
+          <w:sz w:val="22"/>
+          <w:szCs w:val="22"/>
+        </w:rPr>
+        <w:t xml:space="preserve">Listado de los registros que cumplen simultáneamente todos los criterios seleccionados; documento PDF con esos registros cuando se solicita la exportación, con un mensaje que indica cuántos registros incluye.</w:t>
+      </w:r>
+    </w:p>
+    <w:p>
+      <w:pPr>
+        <w:spacing w:after="140" w:line="276"/>
+        <w:ind w:left="360"/>
+        <w:jc w:val="both"/>
+      </w:pPr>
+      <w:r>
+        <w:rPr>
+          <w:rFonts w:ascii="Calibri" w:cs="Calibri" w:eastAsia="Calibri" w:hAnsi="Calibri"/>
+          <w:b/>
+          <w:bCs/>
+          <w:i/>
+          <w:iCs/>
+          <w:sz w:val="22"/>
+          <w:szCs w:val="22"/>
+        </w:rPr>
         <w:t xml:space="preserve">Sin resultados: </w:t>
       </w:r>
       <w:r>
@@ -11617,11 +11698,11 @@
           <w:rFonts w:ascii="Calibri" w:cs="Calibri" w:eastAsia="Calibri" w:hAnsi="Calibri"/>
           <w:b/>
           <w:bCs/>
-          <w:color w:val="1F6F43"/>
-          <w:sz w:val="21"/>
-          <w:szCs w:val="21"/>
-        </w:rPr>
-        <w:t xml:space="preserve">Implementado</w:t>
+          <w:color w:val="B7791F"/>
+          <w:sz w:val="21"/>
+          <w:szCs w:val="21"/>
+        </w:rPr>
+        <w:t xml:space="preserve">Parcial</w:t>
       </w:r>
     </w:p>
     <w:p>
@@ -12331,6 +12412,33 @@
     <w:p>
       <w:pPr>
         <w:spacing w:after="140" w:line="276"/>
+        <w:ind w:left="360"/>
+        <w:jc w:val="both"/>
+      </w:pPr>
+      <w:r>
+        <w:rPr>
+          <w:rFonts w:ascii="Calibri" w:cs="Calibri" w:eastAsia="Calibri" w:hAnsi="Calibri"/>
+          <w:b/>
+          <w:bCs/>
+          <w:i/>
+          <w:iCs/>
+          <w:sz w:val="22"/>
+          <w:szCs w:val="22"/>
+        </w:rPr>
+        <w:t xml:space="preserve">Estado actual: </w:t>
+      </w:r>
+      <w:r>
+        <w:rPr>
+          <w:rFonts w:ascii="Calibri" w:cs="Calibri" w:eastAsia="Calibri" w:hAnsi="Calibri"/>
+          <w:sz w:val="22"/>
+          <w:szCs w:val="22"/>
+        </w:rPr>
+        <w:t xml:space="preserve">el aviso de archivos rechazados (RF-05) y el detalle de los registros de carga de la bitácora (RF-22) en escritorio y en una pantalla de 616 px de ancho (con desplazamiento horizontal): implementado; pendiente la verificación de extremo a extremo (spec 005).</w:t>
+      </w:r>
+    </w:p>
+    <w:p>
+      <w:pPr>
+        <w:spacing w:after="140" w:line="276"/>
         <w:jc w:val="both"/>
       </w:pPr>
       <w:r>
@@ -12390,11 +12498,11 @@
           <w:rFonts w:ascii="Calibri" w:cs="Calibri" w:eastAsia="Calibri" w:hAnsi="Calibri"/>
           <w:b/>
           <w:bCs/>
-          <w:color w:val="1F6F43"/>
-          <w:sz w:val="21"/>
-          <w:szCs w:val="21"/>
-        </w:rPr>
-        <w:t xml:space="preserve">Implementado</w:t>
+          <w:color w:val="B7791F"/>
+          <w:sz w:val="21"/>
+          <w:szCs w:val="21"/>
+        </w:rPr>
+        <w:t xml:space="preserve">Parcial</w:t>
       </w:r>
     </w:p>
     <w:p>
@@ -12778,7 +12886,7 @@
           <w:sz w:val="22"/>
           <w:szCs w:val="22"/>
         </w:rPr>
-        <w:t xml:space="preserve">las funciones de gestión de usuarios, de bitácora y de correo exigen sesión y rol; algunas funciones de la cuenta del propio usuario todavía no exigen token y el manejo de la clave de firma fuera de la recuperación todavía no se endurece (pendiente de la revisión del módulo de autenticación). Las fotografías de perfil (avatares) se entregan en la dirección /uploads/profiles sin exigir sesión, como excepción deliberada, porque la interfaz las pide con etiquetas de imagen que no envían el token; la carpeta de documentos ya no se publica y la descarga de un documento exige sesión, rol y pertenencia. Exigir sesión a los avatares se resolverá con la revisión del módulo de autenticación.</w:t>
+        <w:t xml:space="preserve">las funciones de gestión de usuarios, de bitácora y de correo exigen sesión y rol; algunas funciones de la cuenta del propio usuario y la documentación automática de la API todavía responden sin token, y el manejo de la clave de firma fuera de la recuperación todavía no se endurece (pendiente de la revisión del módulo de autenticación). El servidor sigue aceptando un token después del cierre de sesión (RF-01). Ver o restaurar una conversación ajena se distingue de una inexistente (se rechaza con 403 en lugar de 404). Las fotografías de perfil (avatares) se entregan en la dirección /uploads/profiles sin exigir sesión, como excepción deliberada, porque la interfaz las pide con etiquetas de imagen que no envían el token; la carpeta de documentos ya no se publica y la descarga de un documento exige sesión, rol y pertenencia. Exigir sesión a los avatares se resolverá con la revisión del módulo de autenticación.</w:t>
       </w:r>
     </w:p>
     <w:p>

--- a/Documentacion/Documentacion_ServIA_2026/ERS_Avances de desarrollo - ServIA.docx
+++ b/Documentacion/Documentacion_ServIA_2026/ERS_Avances de desarrollo - ServIA.docx
@@ -53,7 +53,7 @@
           <w:sz w:val="22"/>
           <w:szCs w:val="22"/>
         </w:rPr>
-        <w:t xml:space="preserve">1.7</w:t>
+        <w:t xml:space="preserve">1.8</w:t>
       </w:r>
     </w:p>
     <w:p>
@@ -838,6 +838,24 @@
           <w:szCs w:val="22"/>
         </w:rPr>
         <w:t xml:space="preserve">El sistema funciona en infraestructura 100% local, sin dependencias de servicios de inteligencia artificial en la nube, por la sensibilidad de la información judicial y gubernamental que procesa. Esta es una decisión de diseño distinta de la prevista originalmente (que contemplaba Azure SQL Server y un LLM potencialmente externo); toda la plataforma corre autoalojada.</w:t>
+      </w:r>
+    </w:p>
+    <w:p>
+      <w:pPr>
+        <w:spacing w:after="200" w:line="276"/>
+        <w:jc w:val="both"/>
+      </w:pPr>
+      <w:r>
+        <w:rPr>
+          <w:rFonts w:ascii="Calibri" w:cs="Calibri" w:eastAsia="Calibri" w:hAnsi="Calibri"/>
+          <w:b w:val="false"/>
+          <w:bCs w:val="false"/>
+          <w:i w:val="false"/>
+          <w:iCs w:val="false"/>
+          <w:sz w:val="22"/>
+          <w:szCs w:val="22"/>
+        </w:rPr>
+        <w:t xml:space="preserve">Cada módulo separa sus capas: la API recibe la petición y la delega en la capa de servicio de su módulo, la única que accede a la base de datos, a la base vectorial y a los archivos.</w:t>
       </w:r>
     </w:p>
     <w:p>
@@ -6162,7 +6180,7 @@
                 <w:sz w:val="20"/>
                 <w:szCs w:val="20"/>
               </w:rPr>
-              <w:t xml:space="preserve">Ningún requisito se da por cumplido solo con verificación manual: cada uno debe cubrirse con pruebas automatizadas (unitarias, de integración y de extremo a extremo), además de la verificación manual de punta a punta. Por el tamaño del equipo (RA-01) y el período de la práctica, el código heredado de JusticIA, que no tiene pruebas automatizadas, se cubre de forma progresiva, priorizando los flujos críticos y los módulos de mayor riesgo, con la meta de al menos una prueba automatizada por requisito y no la cobertura total del código. Estado actual: la infraestructura de pruebas del backend existe y se ejecuta con un solo comando. La red de seguridad del backend cubre con pruebas automatizadas los flujos críticos: inicio de sesión y acceso por rol; carga → Procesado → chat que cita la fuente; y NotebookServIA. Lo que el sistema todavía no cumple queda marcado como fallo esperado con su requisito. El extremo a extremo llega con la spec 005.</w:t>
+              <w:t xml:space="preserve">Ningún requisito se da por cumplido solo con verificación manual: cada uno debe cubrirse con pruebas automatizadas (unitarias, de integración y de extremo a extremo), además de la verificación manual de punta a punta. Por el tamaño del equipo (RA-01) y el período de la práctica, el código heredado de JusticIA, que no tiene pruebas automatizadas, se cubre de forma progresiva, priorizando los flujos críticos y los módulos de mayor riesgo, con la meta de al menos una prueba automatizada por requisito y no la cobertura total del código. Estado actual: la infraestructura de pruebas del backend existe y se ejecuta con un solo comando. La red de seguridad del backend cubre con pruebas automatizadas los flujos críticos: inicio de sesión y acceso por rol; carga → Procesado → chat que cita la fuente; y NotebookServIA. Lo que el sistema todavía no cumple queda marcado como fallo esperado con su requisito. Existe un extremo a extremo (Playwright, «npm run e2e») que cubre el acceso por rol, el menú, las cuentas, la recuperación de contraseña, el Historial, la carga en Ingesta, la cita en el chat general y NotebookServIA (crear, cargar, previsualizar y quitar); el resto del chat y la bitácora en el navegador llegan con la spec de su módulo. La suite completa dura 9 min 22 s, por encima del límite fijado de 8 min 12 s; se acepta, porque el exceso es el arranque de la primera prueba de la corrida y repartirlo entre las pruebas no lo reduce.</w:t>
             </w:r>
           </w:p>
           <w:p>
@@ -7641,7 +7659,7 @@
           <w:sz w:val="22"/>
           <w:szCs w:val="22"/>
         </w:rPr>
-        <w:t xml:space="preserve">Un archivo con un formato no permitido o que supera el tamaño máximo se rechaza con un mensaje que indica el motivo específico y los formatos permitidos, sin impedir la carga de los demás archivos válidos. Si se pierde la comunicación con el servidor, el sistema lo informa y permite intentarlo de nuevo. Un archivo cuyo nombre no es válido (vacío, con caracteres de control, con separadores de ruta o referencias a carpetas superiores, o de más de 255 bytes) se rechaza con un mensaje que no repite el nombre recibido y, como los demás, sin impedir la carga de los archivos válidos. Un archivo vacío, uno que no se pudo guardar o uno que provoca un error interno se rechaza con su motivo («archivo vacío», «no se pudo guardar el archivo», «error interno»), sin impedir la carga de los demás. Cada archivo rechazado deja en la bitácora un registro de rechazo con su motivo, sin su nombre ni el tema (RF-21).</w:t>
+        <w:t xml:space="preserve">Un archivo con un formato no permitido o que supera el tamaño máximo se rechaza con un mensaje que indica el motivo específico y los formatos permitidos, sin impedir la carga de los demás archivos válidos. Si se pierde la comunicación con el servidor, el sistema lo informa y permite intentarlo de nuevo. Un archivo cuyo nombre no es válido (vacío, con caracteres de control, con separadores de ruta o referencias a carpetas superiores, o de más de 255 bytes) se rechaza (la respuesta del sistema no repite el nombre recibido) y, como los demás, sin impedir la carga de los archivos válidos. Un archivo vacío, uno que no se pudo guardar o uno que provoca un error interno se rechaza con su motivo («archivo vacío», «no se pudo guardar el archivo», «error interno»), sin impedir la carga de los demás. Cada archivo rechazado deja en la bitácora un registro de rechazo con su motivo, sin su nombre ni el tema (RF-21).</w:t>
       </w:r>
     </w:p>
     <w:p>
@@ -7668,7 +7686,7 @@
           <w:sz w:val="22"/>
           <w:szCs w:val="22"/>
         </w:rPr>
-        <w:t xml:space="preserve">la pantalla de Ingesta de Datos todavía no admite imágenes, que hoy solo pueden cargarse desde NotebookServIA, y la advertencia sobre la escritura a mano aún no se muestra. El servidor todavía no valida el formato, el tipo MIME ni el tamaño de los archivos; hoy solo lo hace la interfaz (pendiente de la revisión de ingesta). El aviso con el motivo de cada archivo rechazado en Ingesta de Datos y en NotebookServIA: implementado; pendiente la verificación de extremo a extremo (spec 005).</w:t>
+        <w:t xml:space="preserve">la pantalla de Ingesta de Datos todavía no admite imágenes, que hoy solo pueden cargarse desde NotebookServIA, y la advertencia sobre la escritura a mano aún no se muestra. El servidor todavía no valida el formato, el tipo MIME ni el tamaño de los archivos; hoy solo lo hace la interfaz (pendiente de la revisión de ingesta). El aviso con el motivo de cada archivo rechazado en Ingesta de Datos y en NotebookServIA: implementado y verificado de extremo a extremo (spec 005). El aviso con un nombre de archivo muy largo se desborda a 616 px (pendiente de los ajustes gráficos).</w:t>
       </w:r>
     </w:p>
     <w:p>
@@ -8153,7 +8171,7 @@
           <w:sz w:val="22"/>
           <w:szCs w:val="22"/>
         </w:rPr>
-        <w:t xml:space="preserve">si falla la extracción del texto, el documento no queda registrado en estado Error, porque se registra después de extraer el texto. Además, el progreso del archivo que falló muestra el texto técnico del error en lugar del mensaje fijo y su causa.</w:t>
+        <w:t xml:space="preserve">si falla la extracción del texto, el documento no queda registrado en estado Error, porque se registra después de extraer el texto. Además, el progreso del archivo que falló muestra el texto técnico del error en lugar del mensaje fijo y su causa. Si falla la vectorización, el documento queda en estado Error (corregido y verificado, spec 005b).</w:t>
       </w:r>
     </w:p>
     <w:p>
@@ -9021,7 +9039,7 @@
           <w:sz w:val="22"/>
           <w:szCs w:val="22"/>
         </w:rPr>
-        <w:t xml:space="preserve">La respuesta se genera de forma incremental (streaming), mostrando el texto a medida que el modelo lo produce en vez de esperar la respuesta completa, para reducir la percepción de espera; mientras tanto, el sistema indica la etapa en curso (procesando la consulta, analizando documentos o generando la respuesta). Toda respuesta debe citar sus fuentes (RF-12), la conversación se conserva (RF-14) y cada consulta se registra en la bitácora (RF-21).</w:t>
+        <w:t xml:space="preserve">La respuesta se genera de forma incremental (streaming), mostrando el texto a medida que el modelo lo produce en vez de esperar la respuesta completa, para reducir la percepción de espera; mientras tanto, el sistema indica la etapa en curso (procesando la consulta, analizando documentos o generando la respuesta). Toda respuesta debe citar sus fuentes (RF-12), la conversación se conserva (RF-14) y cada consulta se registra en la bitácora (RF-21). El chat general y el acotado a un tema nunca recuperan documentos de los notebooks de otros usuarios; los notebooks propios sí entran en el chat general. Un tema con forma de clave de notebook en el chat por tema se trata como un tema inexistente. En NotebookServIA, si el notebook no pertenece al usuario, no existe o su identificador no es válido, el sistema rechaza la consulta con la misma respuesta en todos los casos y no consulta al modelo.</w:t>
       </w:r>
     </w:p>
     <w:p>
@@ -9053,42 +9071,6 @@
     </w:p>
     <w:p>
       <w:pPr>
-        <w:spacing w:after="80" w:line="276"/>
-        <w:jc w:val="both"/>
-      </w:pPr>
-      <w:r>
-        <w:rPr>
-          <w:rFonts w:ascii="Calibri" w:cs="Calibri" w:eastAsia="Calibri" w:hAnsi="Calibri"/>
-          <w:b/>
-          <w:bCs/>
-          <w:sz w:val="22"/>
-          <w:szCs w:val="22"/>
-        </w:rPr>
-        <w:t xml:space="preserve">Salida: </w:t>
-      </w:r>
-      <w:r>
-        <w:rPr>
-          <w:rFonts w:ascii="Calibri" w:cs="Calibri" w:eastAsia="Calibri" w:hAnsi="Calibri"/>
-          <w:b/>
-          <w:bCs/>
-          <w:i/>
-          <w:iCs/>
-          <w:sz w:val="22"/>
-          <w:szCs w:val="22"/>
-        </w:rPr>
-        <w:t xml:space="preserve">En caso de éxito: </w:t>
-      </w:r>
-      <w:r>
-        <w:rPr>
-          <w:rFonts w:ascii="Calibri" w:cs="Calibri" w:eastAsia="Calibri" w:hAnsi="Calibri"/>
-          <w:sz w:val="22"/>
-          <w:szCs w:val="22"/>
-        </w:rPr>
-        <w:t xml:space="preserve">Respuesta generada por el modelo de lenguaje local (Ollama, llama3.1:8b), mostrada en formato conversacional con streaming en tiempo real, con cita de sus fuentes y guardada en la conversación.</w:t>
-      </w:r>
-    </w:p>
-    <w:p>
-      <w:pPr>
         <w:spacing w:after="140" w:line="276"/>
         <w:ind w:left="360"/>
         <w:jc w:val="both"/>
@@ -9103,6 +9085,69 @@
           <w:sz w:val="22"/>
           <w:szCs w:val="22"/>
         </w:rPr>
+        <w:t xml:space="preserve">Estado actual: </w:t>
+      </w:r>
+      <w:r>
+        <w:rPr>
+          <w:rFonts w:ascii="Calibri" w:cs="Calibri" w:eastAsia="Calibri" w:hAnsi="Calibri"/>
+          <w:sz w:val="22"/>
+          <w:szCs w:val="22"/>
+        </w:rPr>
+        <w:t xml:space="preserve">si no es posible conectar con el motor de lenguaje, el mensaje de error incluye el texto técnico del fallo; si el modelo no devuelve texto, el servidor entrega una respuesta de relleno en lugar de cerrarla vacía, y la interfaz no puede distinguirla para reintentar; el chat acotado a un tema de nombre libre consulta todos los documentos (RF-06). La cita del archivo en el chat general está verificada de extremo a extremo (spec 005b); el resto de RF-11 aún no tiene esa verificación y queda para la spec del módulo.</w:t>
+      </w:r>
+    </w:p>
+    <w:p>
+      <w:pPr>
+        <w:spacing w:after="80" w:line="276"/>
+        <w:jc w:val="both"/>
+      </w:pPr>
+      <w:r>
+        <w:rPr>
+          <w:rFonts w:ascii="Calibri" w:cs="Calibri" w:eastAsia="Calibri" w:hAnsi="Calibri"/>
+          <w:b/>
+          <w:bCs/>
+          <w:sz w:val="22"/>
+          <w:szCs w:val="22"/>
+        </w:rPr>
+        <w:t xml:space="preserve">Salida: </w:t>
+      </w:r>
+      <w:r>
+        <w:rPr>
+          <w:rFonts w:ascii="Calibri" w:cs="Calibri" w:eastAsia="Calibri" w:hAnsi="Calibri"/>
+          <w:b/>
+          <w:bCs/>
+          <w:i/>
+          <w:iCs/>
+          <w:sz w:val="22"/>
+          <w:szCs w:val="22"/>
+        </w:rPr>
+        <w:t xml:space="preserve">En caso de éxito: </w:t>
+      </w:r>
+      <w:r>
+        <w:rPr>
+          <w:rFonts w:ascii="Calibri" w:cs="Calibri" w:eastAsia="Calibri" w:hAnsi="Calibri"/>
+          <w:sz w:val="22"/>
+          <w:szCs w:val="22"/>
+        </w:rPr>
+        <w:t xml:space="preserve">Respuesta generada por el modelo de lenguaje local (Ollama, llama3.1:8b), mostrada en formato conversacional con streaming en tiempo real, con cita de sus fuentes y guardada en la conversación.</w:t>
+      </w:r>
+    </w:p>
+    <w:p>
+      <w:pPr>
+        <w:spacing w:after="140" w:line="276"/>
+        <w:ind w:left="360"/>
+        <w:jc w:val="both"/>
+      </w:pPr>
+      <w:r>
+        <w:rPr>
+          <w:rFonts w:ascii="Calibri" w:cs="Calibri" w:eastAsia="Calibri" w:hAnsi="Calibri"/>
+          <w:b/>
+          <w:bCs/>
+          <w:i/>
+          <w:iCs/>
+          <w:sz w:val="22"/>
+          <w:szCs w:val="22"/>
+        </w:rPr>
         <w:t xml:space="preserve">En caso de error: </w:t>
       </w:r>
       <w:r>
@@ -9152,11 +9197,11 @@
           <w:rFonts w:ascii="Calibri" w:cs="Calibri" w:eastAsia="Calibri" w:hAnsi="Calibri"/>
           <w:b/>
           <w:bCs/>
-          <w:color w:val="1F6F43"/>
-          <w:sz w:val="21"/>
-          <w:szCs w:val="21"/>
-        </w:rPr>
-        <w:t xml:space="preserve">Implementado</w:t>
+          <w:color w:val="B7791F"/>
+          <w:sz w:val="21"/>
+          <w:szCs w:val="21"/>
+        </w:rPr>
+        <w:t xml:space="preserve">Parcial</w:t>
       </w:r>
     </w:p>
     <w:p>
@@ -9250,7 +9295,34 @@
           <w:sz w:val="22"/>
           <w:szCs w:val="22"/>
         </w:rPr>
-        <w:t xml:space="preserve">Las fuentes citadas corresponden a los documentos de los fragmentos recuperados para esa consulta; el nombre de cada archivo citado permite descargar el documento original para verificarlo. Dentro de un notebook, las respuestas se basan solo en los documentos de ese notebook. El asistente no completa una respuesta con conocimiento general del modelo cuando el contexto recuperado no la contiene.</w:t>
+        <w:t xml:space="preserve">Las fuentes citadas corresponden a los documentos de los fragmentos recuperados para esa consulta; el nombre de cada archivo citado permite descargar el documento original para verificarlo. Dentro de un notebook, las respuestas se basan solo en los documentos de ese notebook. El asistente no completa una respuesta con conocimiento general del modelo cuando el contexto recuperado no la contiene. Las fuentes citadas nunca incluyen documentos de los notebooks de otros usuarios.</w:t>
+      </w:r>
+    </w:p>
+    <w:p>
+      <w:pPr>
+        <w:spacing w:after="140" w:line="276"/>
+        <w:ind w:left="360"/>
+        <w:jc w:val="both"/>
+      </w:pPr>
+      <w:r>
+        <w:rPr>
+          <w:rFonts w:ascii="Calibri" w:cs="Calibri" w:eastAsia="Calibri" w:hAnsi="Calibri"/>
+          <w:b/>
+          <w:bCs/>
+          <w:i/>
+          <w:iCs/>
+          <w:sz w:val="22"/>
+          <w:szCs w:val="22"/>
+        </w:rPr>
+        <w:t xml:space="preserve">Estado actual: </w:t>
+      </w:r>
+      <w:r>
+        <w:rPr>
+          <w:rFonts w:ascii="Calibri" w:cs="Calibri" w:eastAsia="Calibri" w:hAnsi="Calibri"/>
+          <w:sz w:val="22"/>
+          <w:szCs w:val="22"/>
+        </w:rPr>
+        <w:t xml:space="preserve">la cita del archivo en el chat general está verificada de extremo a extremo (spec 005b); el resto de RF-12 aún no tiene esa verificación y queda para la spec del módulo.</w:t>
       </w:r>
     </w:p>
     <w:p>
@@ -9452,7 +9524,7 @@
           <w:sz w:val="22"/>
           <w:szCs w:val="22"/>
         </w:rPr>
-        <w:t xml:space="preserve">La detección se aplica sobre el texto de la pregunta antes de la búsqueda. Si el tema detectado existe pero no tiene documentos asociados, o el filtro exacto no produce resultados relevantes, el sistema reintenta la búsqueda sin el filtro exacto en vez de devolver una respuesta vacía al usuario, y la respuesta aclara que el tema no tenía datos propios.</w:t>
+        <w:t xml:space="preserve">La detección se aplica sobre el texto de la pregunta antes de la búsqueda. Si el tema detectado existe pero no tiene documentos asociados, o el filtro exacto no produce resultados relevantes, el sistema reintenta la búsqueda sin el filtro exacto en vez de devolver una respuesta vacía al usuario, y la respuesta aclara que el tema no tenía datos propios. La mención de una clave de notebook en la pregunta no se detecta como tema.</w:t>
       </w:r>
     </w:p>
     <w:p>
@@ -10323,7 +10395,7 @@
           <w:sz w:val="22"/>
           <w:szCs w:val="22"/>
         </w:rPr>
-        <w:t xml:space="preserve">El notebook se crea desde el panel "Tus colecciones de documentos" de NotebookServIA, escribiendo su nombre y pulsando el botón de crear o la tecla Enter; el nombre no puede estar vacío. Cada notebook pertenece al usuario que lo creó y recibe un identificador interno propio, con el que se agrupan sus documentos en la base de datos y en la base vectorial. El notebook recién creado aparece al inicio de la lista y se abre de inmediato, con la opción "Subir documentos", la lista de sus documentos —cada uno con un color según su estado: Procesado, Error o Pendiente— y el chat.</w:t>
+        <w:t xml:space="preserve">El notebook se crea desde el panel "Tus colecciones de documentos" de NotebookServIA, escribiendo su nombre y pulsando el botón de crear o la tecla Enter; el nombre no puede estar vacío. Cada notebook pertenece al usuario que lo creó y recibe un identificador interno propio, con el que se agrupan sus documentos en la base de datos y en la base vectorial. El notebook recién creado aparece al inicio de la lista y se abre de inmediato, con la opción "Subir documentos", la lista de sus documentos —cada uno con un color según su estado: Procesado, Error o Pendiente— y el chat. Un notebook y sus documentos solo son visibles para su dueño: no aparecen a otros usuarios en el chat, en temas similares, en el resumen, en el listado ni en la descarga o la previsualización, y la exclusión se aplica en la propia búsqueda, sin reducir los resultados propios. La carga de archivos a un notebook ajeno o inexistente, o con su clave en una forma no válida, se rechaza con la misma respuesta que un notebook inexistente, sin guardar nada. Un tema que el sistema iguala con la clave de un notebook al buscarlo o al guardarlo se trata como esa clave, aunque se escriba con otros caracteres (letras de ancho completo, guiones tipográficos o caracteres invisibles); si su número lleva dígitos que no son ASCII, no está disponible para nadie, tampoco para su dueño. La clave propia escrita en otra forma se guarda en su forma canónica.</w:t>
       </w:r>
     </w:p>
     <w:p>
@@ -10350,7 +10422,7 @@
           <w:sz w:val="22"/>
           <w:szCs w:val="22"/>
         </w:rPr>
-        <w:t xml:space="preserve">Si el nombre está vacío, el sistema no crea el notebook; si la creación falla, el notebook no se agrega a la lista.</w:t>
+        <w:t xml:space="preserve">Si el nombre está vacío, el sistema no crea el notebook; si la creación falla, el notebook no se agrega a la lista. Si la creación falla por un error inesperado, el sistema muestra un error genérico, sin detalles técnicos.</w:t>
       </w:r>
     </w:p>
     <w:p>
@@ -10781,7 +10853,7 @@
           <w:sz w:val="22"/>
           <w:szCs w:val="22"/>
         </w:rPr>
-        <w:t xml:space="preserve">Antes de eliminar, el sistema verifica que el documento pertenezca a un notebook del usuario. Mientras se completa la eliminación, el documento aparece deshabilitado en la lista. Esta es la única eliminación definitiva que el sistema permite a un usuario (RN-01, RNF-10).</w:t>
+        <w:t xml:space="preserve">Antes de eliminar, el sistema verifica que el documento pertenezca a un notebook del usuario. Mientras se completa la eliminación, el documento aparece deshabilitado en la lista. Esta es la única eliminación definitiva que el sistema permite a un usuario (RN-01, RNF-10). Un archivo o unos fragmentos que ya no existen cuentan como eliminados.</w:t>
       </w:r>
     </w:p>
     <w:p>
@@ -10808,7 +10880,7 @@
           <w:sz w:val="22"/>
           <w:szCs w:val="22"/>
         </w:rPr>
-        <w:t xml:space="preserve">Si el usuario cancela la confirmación, el documento se mantiene sin cambios. Si alguna de las eliminaciones falla, el documento permanece en la lista del notebook y el sistema informa el error.</w:t>
+        <w:t xml:space="preserve">Si el usuario cancela la confirmación, el documento se mantiene sin cambios. Si alguna de las eliminaciones falla, el documento permanece en la lista del notebook, el sistema muestra "No se pudo quitar el documento. Intente de nuevo." y un nuevo intento completa lo que faltó.</w:t>
       </w:r>
     </w:p>
     <w:p>
@@ -10835,7 +10907,7 @@
           <w:sz w:val="22"/>
           <w:szCs w:val="22"/>
         </w:rPr>
-        <w:t xml:space="preserve">la eliminación se ejecuta sin solicitar confirmación. Si falla la eliminación de los fragmentos, el servidor responde un error sin mensaje; un nuevo intento sí completa la eliminación. Si no se puede borrar el archivo físico, el fallo se ignora: el registro se elimina y se informa éxito.</w:t>
+        <w:t xml:space="preserve">la eliminación se ejecuta sin solicitar confirmación. Esta ausencia está verificada de extremo a extremo por una prueba que falla a propósito (RF-19.40, spec 005b).</w:t>
       </w:r>
     </w:p>
     <w:p>
@@ -11046,7 +11118,7 @@
           <w:sz w:val="22"/>
           <w:szCs w:val="22"/>
         </w:rPr>
-        <w:t xml:space="preserve">El criterio de búsqueda no puede estar vacío. El sistema conserva hasta 30 resultados con una similitud de al menos 30%, los ordena de mayor a menor y los clasifica como Alta (90% o más), Media (de 70% a 89%) o Baja (menos de 70%); para cada resultado muestra el nombre del tema, sus datos descriptivos y su porcentaje, junto con el tiempo que tomó la búsqueda y la precisión promedio. Sobre cualquier resultado, el usuario puede solicitar al modelo de lenguaje local un resumen del tema, sus palabras clave, los factores de similitud con la referencia y una conclusión, o descargar sus documentos. Cada búsqueda se registra en la bitácora (RF-21) con su modo, su criterio, el total de resultados y el tiempo empleado.</w:t>
+        <w:t xml:space="preserve">El criterio de búsqueda no puede estar vacío. El sistema conserva hasta 30 resultados con una similitud de al menos 30%, los ordena de mayor a menor y los clasifica como Alta (90% o más), Media (de 70% a 89%) o Baja (menos de 70%); para cada resultado muestra el nombre del tema, sus datos descriptivos y su porcentaje, junto con el tiempo que tomó la búsqueda y la precisión promedio. Sobre cualquier resultado, el usuario puede solicitar al modelo de lenguaje local un resumen del tema, sus palabras clave, los factores de similitud con la referencia y una conclusión, o descargar sus documentos. Cada búsqueda se registra en la bitácora (RF-21) con su modo, su criterio, el total de resultados y el tiempo empleado. Los resultados y el resumen nunca incluyen documentos de los notebooks de otros usuarios; una clave de notebook como tema de referencia se trata como un tema inexistente.</w:t>
       </w:r>
     </w:p>
     <w:p>
@@ -11284,7 +11356,7 @@
           <w:sz w:val="22"/>
           <w:szCs w:val="22"/>
         </w:rPr>
-        <w:t xml:space="preserve">El sistema registra de forma automática, inmediata y sin intervención manual, cualquier operación significativa realizada por un usuario: inicios de sesión (exitosos y fallidos) y cierres de sesión, los pasos de la recuperación de contraseña, las operaciones sobre cuentas de usuario, las cargas de archivo, las consultas al asistente, las búsquedas de temas similares y las exportaciones de la bitácora.</w:t>
+        <w:t xml:space="preserve">El sistema registra de forma automática, inmediata y sin intervención manual, cualquier operación significativa realizada por un usuario: inicios de sesión (exitosos y fallidos) y cierres de sesión, los pasos de la recuperación de contraseña, las operaciones sobre cuentas de usuario, las cargas de archivo, las consultas al asistente, las búsquedas de temas similares, la creación de notebooks, la previsualización y el quitar documentos de un notebook (con éxito o con fallo) y las exportaciones de la bitácora.</w:t>
       </w:r>
     </w:p>
     <w:p>
@@ -11311,7 +11383,7 @@
           <w:sz w:val="22"/>
           <w:szCs w:val="22"/>
         </w:rPr>
-        <w:t xml:space="preserve">Cada registro incluye, como mínimo, el usuario que ejecutó la acción, la fecha y hora exacta, el tipo de acción, una descripción y el tema asociado cuando aplique, además de información adicional propia de cada tipo de acción; por ejemplo, el motivo de un inicio de sesión fallido, los campos modificados en una edición de usuario, el identificador y el número de fragmentos de un documento cargado, el resultado de la notificación por correo (entregada o no entregada) al crear una cuenta o restablecer una contraseña, incluido el intento fallido, sin la contraseña temporal, el resultado de cada paso de la recuperación de contraseña por código (en la solicitud: código enviado, envío fallido, correo no registrado, cuenta inactiva, límite alcanzado o servicio no disponible; en los pasos posteriores, el resultado de cada uno), sin el código ni la contraseña, o el modo, el criterio y el total de resultados de una búsqueda.</w:t>
+        <w:t xml:space="preserve">Cada registro incluye, como mínimo, el usuario que ejecutó la acción, la fecha y hora exacta, el tipo de acción, una descripción y el tema asociado cuando aplique, además de información adicional propia de cada tipo de acción; por ejemplo, el motivo de un inicio de sesión fallido, los campos modificados en una edición de usuario, el identificador y el número de fragmentos de un documento cargado, el resultado de la notificación por correo (entregada o no entregada) al crear una cuenta o restablecer una contraseña, incluido el intento fallido, sin la contraseña temporal, el resultado de cada paso de la recuperación de contraseña por código (en la solicitud: código enviado, envío fallido, correo no registrado, cuenta inactiva, límite alcanzado o servicio no disponible; en los pasos posteriores, el resultado de cada uno), sin el código ni la contraseña, o el modo, el criterio y el total de resultados de una búsqueda. Las acciones de un notebook se registran con su clave y el número del documento, sin el nombre del notebook ni del documento; la consulta en un notebook propio, con alcance de notebook y su clave; la previsualización fallida, con un motivo fijo ("documento sin procesar" o "archivo no encontrado"). El catálogo incluye los tipos "Crear Notebook", "Quitar Documento de Notebook" y "Gestionar Conversación", que se consultan y filtran como los demás, también en el historial propio.</w:t>
       </w:r>
     </w:p>
     <w:p>
@@ -11338,7 +11410,7 @@
           <w:sz w:val="22"/>
           <w:szCs w:val="22"/>
         </w:rPr>
-        <w:t xml:space="preserve">Los registros de bitácora son inmutables: el sistema no expone ninguna función para editarlos ni eliminarlos, ni siquiera al Administrador. El registro no debe interrumpir la acción del usuario: si el registro de una acción falla, la acción se completa de todas formas. Cuando el sistema rechaza una solicitud por una ruta, un nombre de archivo o un tema no válidos o ajenos al usuario, lo registra en la bitácora solo con su motivo, sin el nombre, la ruta ni el tema recibidos, porque pueden contener datos personales (RNF-07.24, Ley 8968).</w:t>
+        <w:t xml:space="preserve">Los registros de bitácora son inmutables: el sistema no expone ninguna función para editarlos ni eliminarlos, ni siquiera al Administrador. El registro no debe interrumpir la acción del usuario: si el registro de una acción falla, la acción se completa de todas formas. Cuando el sistema rechaza una solicitud por una ruta, un nombre de archivo o un tema no válidos o ajenos al usuario, lo registra en la bitácora solo con su motivo, sin el nombre, la ruta ni el tema recibidos, porque pueden contener datos personales (RNF-07.24, Ley 8968). Lo mismo vale para los intentos de usar un notebook, un documento o una conversación ajenos o inexistentes: se registran como error de acceso solo con su motivo, sin la clave, el identificador ni la pregunta.</w:t>
       </w:r>
     </w:p>
     <w:p>
@@ -11442,7 +11514,7 @@
           <w:sz w:val="21"/>
           <w:szCs w:val="21"/>
         </w:rPr>
-        <w:t xml:space="preserve">Historias de usuario HU-21, HU-24, HU-25, HU-26 · Casos de uso CU-01, CU-02, CU-04, CU-05, CU-07, CU-09, CU-14, CU-15</w:t>
+        <w:t xml:space="preserve">Historias de usuario HU-21, HU-24, HU-25, HU-26 · Casos de uso CU-01, CU-02, CU-04, CU-05, CU-07, CU-09, CU-13, CU-14, CU-15</w:t>
       </w:r>
     </w:p>
     <w:p>
@@ -11594,7 +11666,7 @@
           <w:sz w:val="22"/>
           <w:szCs w:val="22"/>
         </w:rPr>
-        <w:t xml:space="preserve">el detalle de los registros de carga: implementado; pendiente la verificación de extremo a extremo (spec 005).</w:t>
+        <w:t xml:space="preserve">el detalle de los registros de carga: implementado; su verificación de extremo a extremo queda para la spec de la bitácora.</w:t>
       </w:r>
     </w:p>
     <w:p>
@@ -12433,7 +12505,7 @@
           <w:sz w:val="22"/>
           <w:szCs w:val="22"/>
         </w:rPr>
-        <w:t xml:space="preserve">el aviso de archivos rechazados (RF-05) y el detalle de los registros de carga de la bitácora (RF-22) en escritorio y en una pantalla de 616 px de ancho (con desplazamiento horizontal): implementado; pendiente la verificación de extremo a extremo (spec 005).</w:t>
+        <w:t xml:space="preserve">el aviso de archivos rechazados (RF-05) está verificado de extremo a extremo en escritorio y en una pantalla de 616 px de ancho (con desplazamiento horizontal), salvo el desborde con un nombre de archivo muy largo (pendiente de los ajustes gráficos). El detalle de los registros de carga de la bitácora (RF-22) en esas pantallas: implementado; su verificación de extremo a extremo queda para la spec de la bitácora.</w:t>
       </w:r>
     </w:p>
     <w:p>
@@ -12859,7 +12931,7 @@
           <w:sz w:val="22"/>
           <w:szCs w:val="22"/>
         </w:rPr>
-        <w:t xml:space="preserve">Toda comunicación entre el frontend y la API del backend debe ir autenticada mediante un token JWT firmado, con verificación de rol en cada endpoint protegido (ver RF-02). El sistema no debe exponer ninguna función sensible (ingesta, consulta, gestión de usuarios, bitácora) sin autenticación válida. La recuperación de contraseña exige una clave de firma de al menos 32 caracteres, con al menos 12 distintos y que no sea un valor de ejemplo; si no la cumple, la recuperación queda inhabilitada y el resto del sistema sigue funcionando. Los rechazos de rutas, nombres o temas no válidos no registran en los logs ni en la bitácora el valor recibido, que puede contener datos personales (RNF-07.24, Ley 8968).</w:t>
+        <w:t xml:space="preserve">Toda comunicación entre el frontend y la API del backend debe ir autenticada mediante un token JWT firmado, con verificación de rol en cada endpoint protegido (ver RF-02). El sistema no debe exponer ninguna función sensible (ingesta, consulta, gestión de usuarios, bitácora) sin autenticación válida. La recuperación de contraseña exige una clave de firma de al menos 32 caracteres, con al menos 12 distintos y que no sea un valor de ejemplo; si no la cumple, la recuperación queda inhabilitada y el resto del sistema sigue funcionando. Los rechazos de rutas, nombres o temas no válidos no registran en los logs ni en la bitácora el valor recibido, que puede contener datos personales (RNF-07.24, Ley 8968). Un notebook, un documento de notebook o una conversación de otro usuario reciben la misma respuesta que uno inexistente, sin leer, cargar ni modificar nada, y esa respuesta no cierra la sesión. Cada conversación pertenece al usuario que la creó, aunque su identificador contenga a otro; usar en el chat una conversación ajena equivale a empezar una nueva, y asociarle un tema responde como con una inexistente, sin tocarla.</w:t>
       </w:r>
     </w:p>
     <w:p>
@@ -12886,7 +12958,7 @@
           <w:sz w:val="22"/>
           <w:szCs w:val="22"/>
         </w:rPr>
-        <w:t xml:space="preserve">las funciones de gestión de usuarios, de bitácora y de correo exigen sesión y rol; algunas funciones de la cuenta del propio usuario y la documentación automática de la API todavía responden sin token, y el manejo de la clave de firma fuera de la recuperación todavía no se endurece (pendiente de la revisión del módulo de autenticación). El servidor sigue aceptando un token después del cierre de sesión (RF-01). Ver o restaurar una conversación ajena se distingue de una inexistente (se rechaza con 403 en lugar de 404). Las fotografías de perfil (avatares) se entregan en la dirección /uploads/profiles sin exigir sesión, como excepción deliberada, porque la interfaz las pide con etiquetas de imagen que no envían el token; la carpeta de documentos ya no se publica y la descarga de un documento exige sesión, rol y pertenencia. Exigir sesión a los avatares se resolverá con la revisión del módulo de autenticación.</w:t>
+        <w:t xml:space="preserve">las funciones de gestión de usuarios, de bitácora y de correo exigen sesión y rol; algunas funciones de la cuenta del propio usuario y la documentación automática de la API todavía responden sin token, y el manejo de la clave de firma fuera de la recuperación todavía no se endurece (pendiente de la revisión del módulo de autenticación). El servidor sigue aceptando un token después del cierre de sesión (RF-01). Las fotografías de perfil (avatares) se entregan en la dirección /uploads/profiles sin exigir sesión, como excepción deliberada, porque la interfaz las pide con etiquetas de imagen que no envían el token; la carpeta de documentos ya no se publica y la descarga de un documento exige sesión, rol y pertenencia. Exigir sesión a los avatares se resolverá con la revisión del módulo de autenticación.</w:t>
       </w:r>
     </w:p>
     <w:p>
@@ -16026,7 +16098,7 @@
                 <w:sz w:val="20"/>
                 <w:szCs w:val="20"/>
               </w:rPr>
-              <w:t xml:space="preserve">CU-01, CU-02, CU-04, CU-05, CU-07, CU-09, CU-14, CU-15</w:t>
+              <w:t xml:space="preserve">CU-01, CU-02, CU-04, CU-05, CU-07, CU-09, CU-13, CU-14, CU-15</w:t>
             </w:r>
           </w:p>
         </w:tc>
